--- a/briefings/线口监测午报-2026-10-27.docx
+++ b/briefings/线口监测午报-2026-10-27.docx
@@ -22,7 +22,7 @@
           <w:color w:val="888888"/>
           <w:sz w:val="18"/>
         </w:rPr>
-        <w:t>监测窗口:近48小时 | 生成时间:2026-10-27 13:11</w:t>
+        <w:t>监测窗口:近48小时 | 生成时间:2026-10-27 14:18</w:t>
       </w:r>
     </w:p>
     <w:p>
@@ -376,57 +376,6 @@
           <w:color w:val="888888"/>
           <w:sz w:val="24"/>
         </w:rPr>
-        <w:t>获日本文化勋章，宫本茂采访：“游戏变成三代人娱乐”，“创意是1、AI是0”</w:t>
-      </w:r>
-    </w:p>
-    <w:p>
-      <w:r>
-        <w:rPr>
-          <w:rFonts w:ascii="Times New Roman" w:hAnsi="Times New Roman" w:eastAsia="宋体"/>
-          <w:color w:val="888888"/>
-          <w:sz w:val="18"/>
-        </w:rPr>
-        <w:t>来源:GameLook | 时间:10-27 10:41</w:t>
-      </w:r>
-    </w:p>
-    <w:p>
-      <w:r>
-        <w:rPr>
-          <w:rFonts w:ascii="Times New Roman" w:hAnsi="Times New Roman" w:eastAsia="宋体"/>
-          <w:sz w:val="18"/>
-        </w:rPr>
-        <w:t>链接:</w:t>
-      </w:r>
-      <w:hyperlink r:id="rId15">
-        <w:r>
-          <w:rPr>
-            <w:color w:val="0563C1"/>
-            <w:u w:val="single"/>
-          </w:rPr>
-          <w:t>获日本文化勋章，宫本茂采访：“游戏变成三代人娱乐”，“创意是1、AI是0”</w:t>
-        </w:r>
-      </w:hyperlink>
-    </w:p>
-    <w:p>
-      <w:pPr>
-        <w:pStyle w:val="Heading3"/>
-      </w:pPr>
-      <w:r>
-        <w:rPr>
-          <w:rFonts w:ascii="Times New Roman" w:hAnsi="Times New Roman" w:eastAsia="黑体"/>
-          <w:b w:val="0"/>
-          <w:color w:val="888888"/>
-          <w:sz w:val="24"/>
-        </w:rPr>
-        <w:t>【C级·参考】</w:t>
-      </w:r>
-      <w:r>
-        <w:rPr>
-          <w:rFonts w:ascii="Times New Roman" w:hAnsi="Times New Roman" w:eastAsia="黑体"/>
-          <w:b w:val="0"/>
-          <w:color w:val="888888"/>
-          <w:sz w:val="24"/>
-        </w:rPr>
         <w:t>蚂蚁灵光 2.0 发布：全新升级“能管事的 AI 助理”，突破单次对话限制</w:t>
       </w:r>
     </w:p>
@@ -448,7 +397,7 @@
         </w:rPr>
         <w:t>链接:</w:t>
       </w:r>
-      <w:hyperlink r:id="rId16">
+      <w:hyperlink r:id="rId15">
         <w:r>
           <w:rPr>
             <w:color w:val="0563C1"/>
@@ -499,7 +448,7 @@
         </w:rPr>
         <w:t>链接:</w:t>
       </w:r>
-      <w:hyperlink r:id="rId17">
+      <w:hyperlink r:id="rId16">
         <w:r>
           <w:rPr>
             <w:color w:val="0563C1"/>
@@ -529,7 +478,7 @@
           <w:color w:val="888888"/>
           <w:sz w:val="24"/>
         </w:rPr>
-        <w:t>AI 造富：Anthropic 七位联合创始人身家均超 130 亿美元</w:t>
+        <w:t>AI眼镜这么火，歌尔Q3却少卖24亿，224亿库存等什么 ？</w:t>
       </w:r>
     </w:p>
     <w:p>
@@ -539,7 +488,7 @@
           <w:color w:val="888888"/>
           <w:sz w:val="18"/>
         </w:rPr>
-        <w:t>来源:IT之家 | 时间:10-27 09:17</w:t>
+        <w:t>来源:Bing新闻 | 时间:10-27 07:18</w:t>
       </w:r>
     </w:p>
     <w:p>
@@ -550,217 +499,13 @@
         </w:rPr>
         <w:t>链接:</w:t>
       </w:r>
-      <w:hyperlink r:id="rId18">
+      <w:hyperlink r:id="rId17">
         <w:r>
           <w:rPr>
             <w:color w:val="0563C1"/>
             <w:u w:val="single"/>
           </w:rPr>
-          <w:t>AI 造富：Anthropic 七位联合创始人身家均超 130 亿美元</w:t>
-        </w:r>
-      </w:hyperlink>
-    </w:p>
-    <w:p>
-      <w:pPr>
-        <w:pStyle w:val="Heading3"/>
-      </w:pPr>
-      <w:r>
-        <w:rPr>
-          <w:rFonts w:ascii="Times New Roman" w:hAnsi="Times New Roman" w:eastAsia="黑体"/>
-          <w:b w:val="0"/>
-          <w:color w:val="888888"/>
-          <w:sz w:val="24"/>
-        </w:rPr>
-        <w:t>【C级·参考】</w:t>
-      </w:r>
-      <w:r>
-        <w:rPr>
-          <w:rFonts w:ascii="Times New Roman" w:hAnsi="Times New Roman" w:eastAsia="黑体"/>
-          <w:b w:val="0"/>
-          <w:color w:val="888888"/>
-          <w:sz w:val="24"/>
-        </w:rPr>
-        <w:t>菲尔兹奖得主邓煜评论 AI 公司反蒸馏：你不能只在你蒸馏全人类知识时支持蒸馏</w:t>
-      </w:r>
-    </w:p>
-    <w:p>
-      <w:r>
-        <w:rPr>
-          <w:rFonts w:ascii="Times New Roman" w:hAnsi="Times New Roman" w:eastAsia="宋体"/>
-          <w:color w:val="888888"/>
-          <w:sz w:val="18"/>
-        </w:rPr>
-        <w:t>来源:IT之家 | 时间:10-27 09:11</w:t>
-      </w:r>
-    </w:p>
-    <w:p>
-      <w:r>
-        <w:rPr>
-          <w:rFonts w:ascii="Times New Roman" w:hAnsi="Times New Roman" w:eastAsia="宋体"/>
-          <w:sz w:val="18"/>
-        </w:rPr>
-        <w:t>链接:</w:t>
-      </w:r>
-      <w:hyperlink r:id="rId19">
-        <w:r>
-          <w:rPr>
-            <w:color w:val="0563C1"/>
-            <w:u w:val="single"/>
-          </w:rPr>
-          <w:t>菲尔兹奖得主邓煜评论 AI 公司反蒸馏：你不能只在你蒸馏全人类知识时支持蒸馏</w:t>
-        </w:r>
-      </w:hyperlink>
-    </w:p>
-    <w:p>
-      <w:pPr>
-        <w:pStyle w:val="Heading3"/>
-      </w:pPr>
-      <w:r>
-        <w:rPr>
-          <w:rFonts w:ascii="Times New Roman" w:hAnsi="Times New Roman" w:eastAsia="黑体"/>
-          <w:b w:val="0"/>
-          <w:color w:val="888888"/>
-          <w:sz w:val="24"/>
-        </w:rPr>
-        <w:t>【C级·参考】</w:t>
-      </w:r>
-      <w:r>
-        <w:rPr>
-          <w:rFonts w:ascii="Times New Roman" w:hAnsi="Times New Roman" w:eastAsia="黑体"/>
-          <w:b w:val="0"/>
-          <w:color w:val="888888"/>
-          <w:sz w:val="24"/>
-        </w:rPr>
-        <w:t>苹果 Siri AI 即日起支持法语、日语、韩语等语言，繁体中文得等到年底前</w:t>
-      </w:r>
-    </w:p>
-    <w:p>
-      <w:r>
-        <w:rPr>
-          <w:rFonts w:ascii="Times New Roman" w:hAnsi="Times New Roman" w:eastAsia="宋体"/>
-          <w:color w:val="888888"/>
-          <w:sz w:val="18"/>
-        </w:rPr>
-        <w:t>来源:IT之家 | 时间:10-27 09:04</w:t>
-      </w:r>
-    </w:p>
-    <w:p>
-      <w:r>
-        <w:rPr>
-          <w:rFonts w:ascii="Times New Roman" w:hAnsi="Times New Roman" w:eastAsia="宋体"/>
-          <w:sz w:val="18"/>
-        </w:rPr>
-        <w:t>链接:</w:t>
-      </w:r>
-      <w:hyperlink r:id="rId20">
-        <w:r>
-          <w:rPr>
-            <w:color w:val="0563C1"/>
-            <w:u w:val="single"/>
-          </w:rPr>
-          <w:t>苹果 Siri AI 即日起支持法语、日语、韩语等语言，繁体中文得等到年底前</w:t>
-        </w:r>
-      </w:hyperlink>
-    </w:p>
-    <w:p>
-      <w:pPr>
-        <w:pStyle w:val="Heading3"/>
-      </w:pPr>
-      <w:r>
-        <w:rPr>
-          <w:rFonts w:ascii="Times New Roman" w:hAnsi="Times New Roman" w:eastAsia="黑体"/>
-          <w:b w:val="0"/>
-          <w:color w:val="888888"/>
-          <w:sz w:val="24"/>
-        </w:rPr>
-        <w:t>【C级·参考】</w:t>
-      </w:r>
-      <w:r>
-        <w:rPr>
-          <w:rFonts w:ascii="Times New Roman" w:hAnsi="Times New Roman" w:eastAsia="黑体"/>
-          <w:b w:val="0"/>
-          <w:color w:val="888888"/>
-          <w:sz w:val="24"/>
-        </w:rPr>
-        <w:t>Mac 版 Ollama 新增离线生成 AI 语音：数据不出门，速度比原方案最高快 35%</w:t>
-      </w:r>
-    </w:p>
-    <w:p>
-      <w:r>
-        <w:rPr>
-          <w:rFonts w:ascii="Times New Roman" w:hAnsi="Times New Roman" w:eastAsia="宋体"/>
-          <w:color w:val="888888"/>
-          <w:sz w:val="18"/>
-        </w:rPr>
-        <w:t>来源:IT之家 | 时间:10-27 09:00</w:t>
-      </w:r>
-    </w:p>
-    <w:p>
-      <w:r>
-        <w:rPr>
-          <w:rFonts w:ascii="Times New Roman" w:hAnsi="Times New Roman" w:eastAsia="宋体"/>
-          <w:sz w:val="18"/>
-        </w:rPr>
-        <w:t>链接:</w:t>
-      </w:r>
-      <w:hyperlink r:id="rId21">
-        <w:r>
-          <w:rPr>
-            <w:color w:val="0563C1"/>
-            <w:u w:val="single"/>
-          </w:rPr>
-          <w:t>Mac 版 Ollama 新增离线生成 AI 语音：数据不出门，速度比原方案最高快 35%</w:t>
-        </w:r>
-      </w:hyperlink>
-    </w:p>
-    <w:p>
-      <w:pPr>
-        <w:pStyle w:val="Heading3"/>
-      </w:pPr>
-      <w:r>
-        <w:rPr>
-          <w:rFonts w:ascii="Times New Roman" w:hAnsi="Times New Roman" w:eastAsia="黑体"/>
-          <w:b w:val="0"/>
-          <w:color w:val="888888"/>
-          <w:sz w:val="24"/>
-        </w:rPr>
-        <w:t>【C级·参考】</w:t>
-      </w:r>
-      <w:r>
-        <w:rPr>
-          <w:rFonts w:ascii="Times New Roman" w:hAnsi="Times New Roman" w:eastAsia="黑体"/>
-          <w:b w:val="0"/>
-          <w:color w:val="888888"/>
-          <w:sz w:val="24"/>
-        </w:rPr>
-        <w:t>老干妈否认“用 AI 把 600 名工人裁到 48 人”，回应称相关 AI 裁员传闻为不实信息</w:t>
-      </w:r>
-    </w:p>
-    <w:p>
-      <w:r>
-        <w:rPr>
-          <w:rFonts w:ascii="Times New Roman" w:hAnsi="Times New Roman" w:eastAsia="宋体"/>
-          <w:color w:val="888888"/>
-          <w:sz w:val="18"/>
-        </w:rPr>
-        <w:t>来源:IT之家 | 时间:10-27 08:55</w:t>
-      </w:r>
-    </w:p>
-    <w:p>
-      <w:r>
-        <w:rPr>
-          <w:rFonts w:ascii="Times New Roman" w:hAnsi="Times New Roman" w:eastAsia="宋体"/>
-          <w:sz w:val="18"/>
-        </w:rPr>
-        <w:t>链接:</w:t>
-      </w:r>
-      <w:hyperlink r:id="rId22">
-        <w:r>
-          <w:rPr>
-            <w:color w:val="0563C1"/>
-            <w:u w:val="single"/>
-          </w:rPr>
-          <w:t>老干妈否认“用 AI 把 600 名工人裁到 48 人”，回应称相关 AI 裁员传闻为不实信息</w:t>
+          <w:t>AI眼镜这么火，歌尔Q3却少卖24亿，224亿库存等什么 ？</w:t>
         </w:r>
       </w:hyperlink>
     </w:p>
@@ -805,115 +550,13 @@
         </w:rPr>
         <w:t>链接:</w:t>
       </w:r>
-      <w:hyperlink r:id="rId23">
+      <w:hyperlink r:id="rId18">
         <w:r>
           <w:rPr>
             <w:color w:val="0563C1"/>
             <w:u w:val="single"/>
           </w:rPr>
           <w:t>Cross-request KV cache exposure in the GLM-5.3 Workers AI model (155 responses)</w:t>
-        </w:r>
-      </w:hyperlink>
-    </w:p>
-    <w:p>
-      <w:pPr>
-        <w:pStyle w:val="Heading3"/>
-      </w:pPr>
-      <w:r>
-        <w:rPr>
-          <w:rFonts w:ascii="Times New Roman" w:hAnsi="Times New Roman" w:eastAsia="黑体"/>
-          <w:b w:val="0"/>
-          <w:color w:val="888888"/>
-          <w:sz w:val="24"/>
-        </w:rPr>
-        <w:t>【C级·参考】</w:t>
-      </w:r>
-      <w:r>
-        <w:rPr>
-          <w:rFonts w:ascii="Times New Roman" w:hAnsi="Times New Roman" w:eastAsia="黑体"/>
-          <w:b w:val="0"/>
-          <w:color w:val="888888"/>
-          <w:sz w:val="24"/>
-        </w:rPr>
-        <w:t>AI眼镜这么火，歌尔Q3却少卖24亿，224亿库存等什么 ？</w:t>
-      </w:r>
-    </w:p>
-    <w:p>
-      <w:r>
-        <w:rPr>
-          <w:rFonts w:ascii="Times New Roman" w:hAnsi="Times New Roman" w:eastAsia="宋体"/>
-          <w:color w:val="888888"/>
-          <w:sz w:val="18"/>
-        </w:rPr>
-        <w:t>来源:Bing新闻 | 时间:10-27 06:10</w:t>
-      </w:r>
-    </w:p>
-    <w:p>
-      <w:r>
-        <w:rPr>
-          <w:rFonts w:ascii="Times New Roman" w:hAnsi="Times New Roman" w:eastAsia="宋体"/>
-          <w:sz w:val="18"/>
-        </w:rPr>
-        <w:t>链接:</w:t>
-      </w:r>
-      <w:hyperlink r:id="rId24">
-        <w:r>
-          <w:rPr>
-            <w:color w:val="0563C1"/>
-            <w:u w:val="single"/>
-          </w:rPr>
-          <w:t>AI眼镜这么火，歌尔Q3却少卖24亿，224亿库存等什么 ？</w:t>
-        </w:r>
-      </w:hyperlink>
-    </w:p>
-    <w:p>
-      <w:pPr>
-        <w:pStyle w:val="Heading3"/>
-      </w:pPr>
-      <w:r>
-        <w:rPr>
-          <w:rFonts w:ascii="Times New Roman" w:hAnsi="Times New Roman" w:eastAsia="黑体"/>
-          <w:b w:val="0"/>
-          <w:color w:val="888888"/>
-          <w:sz w:val="24"/>
-        </w:rPr>
-        <w:t>【C级·参考】</w:t>
-      </w:r>
-      <w:r>
-        <w:rPr>
-          <w:rFonts w:ascii="Times New Roman" w:hAnsi="Times New Roman" w:eastAsia="黑体"/>
-          <w:b w:val="0"/>
-          <w:color w:val="888888"/>
-          <w:sz w:val="24"/>
-        </w:rPr>
-        <w:t>雷鸟创新发布第四代双目全彩AI眼镜iO+</w:t>
-      </w:r>
-    </w:p>
-    <w:p>
-      <w:r>
-        <w:rPr>
-          <w:rFonts w:ascii="Times New Roman" w:hAnsi="Times New Roman" w:eastAsia="宋体"/>
-          <w:color w:val="888888"/>
-          <w:sz w:val="18"/>
-        </w:rPr>
-        <w:t>来源:Bing新闻 | 时间:10-27 06:10</w:t>
-      </w:r>
-    </w:p>
-    <w:p>
-      <w:r>
-        <w:rPr>
-          <w:rFonts w:ascii="Times New Roman" w:hAnsi="Times New Roman" w:eastAsia="宋体"/>
-          <w:sz w:val="18"/>
-        </w:rPr>
-        <w:t>链接:</w:t>
-      </w:r>
-      <w:hyperlink r:id="rId25">
-        <w:r>
-          <w:rPr>
-            <w:color w:val="0563C1"/>
-            <w:u w:val="single"/>
-          </w:rPr>
-          <w:t>雷鸟创新发布第四代双目全彩AI眼镜iO+</w:t>
         </w:r>
       </w:hyperlink>
     </w:p>
@@ -958,7 +601,7 @@
         </w:rPr>
         <w:t>链接:</w:t>
       </w:r>
-      <w:hyperlink r:id="rId26">
+      <w:hyperlink r:id="rId19">
         <w:r>
           <w:rPr>
             <w:color w:val="0563C1"/>
@@ -1009,7 +652,7 @@
         </w:rPr>
         <w:t>链接:</w:t>
       </w:r>
-      <w:hyperlink r:id="rId27">
+      <w:hyperlink r:id="rId20">
         <w:r>
           <w:rPr>
             <w:color w:val="0563C1"/>
@@ -1018,18 +661,6 @@
           <w:t>AI眼镜市场热度走高，未来会被手机整合还是成为下一代个人数字入口？</w:t>
         </w:r>
       </w:hyperlink>
-    </w:p>
-    <w:p>
-      <w:pPr>
-        <w:pStyle w:val="Heading2"/>
-      </w:pPr>
-      <w:r>
-        <w:rPr>
-          <w:rFonts w:ascii="Times New Roman" w:hAnsi="Times New Roman" w:eastAsia="黑体"/>
-          <w:sz w:val="28"/>
-        </w:rPr>
-        <w:t>机器人/AI硬件</w:t>
-      </w:r>
     </w:p>
     <w:p>
       <w:pPr>
@@ -1051,7 +682,7 @@
           <w:color w:val="888888"/>
           <w:sz w:val="24"/>
         </w:rPr>
-        <w:t>造型像火箭！特斯拉休斯顿 Robotaxi 服务范围扩至 10 倍，面积是 Waymo 的 5 倍</w:t>
+        <w:t>雷鸟第四代双目全彩AI眼镜iO+即将发布</w:t>
       </w:r>
     </w:p>
     <w:p>
@@ -1061,7 +692,364 @@
           <w:color w:val="888888"/>
           <w:sz w:val="18"/>
         </w:rPr>
-        <w:t>来源:IT之家 | 时间:10-27 08:54</w:t>
+        <w:t>来源:Bing新闻 | 时间:10-27 01:00</w:t>
+      </w:r>
+    </w:p>
+    <w:p>
+      <w:r>
+        <w:rPr>
+          <w:rFonts w:ascii="Times New Roman" w:hAnsi="Times New Roman" w:eastAsia="宋体"/>
+          <w:sz w:val="18"/>
+        </w:rPr>
+        <w:t>链接:</w:t>
+      </w:r>
+      <w:hyperlink r:id="rId21">
+        <w:r>
+          <w:rPr>
+            <w:color w:val="0563C1"/>
+            <w:u w:val="single"/>
+          </w:rPr>
+          <w:t>雷鸟第四代双目全彩AI眼镜iO+即将发布</w:t>
+        </w:r>
+      </w:hyperlink>
+    </w:p>
+    <w:p>
+      <w:pPr>
+        <w:pStyle w:val="Heading3"/>
+      </w:pPr>
+      <w:r>
+        <w:rPr>
+          <w:rFonts w:ascii="Times New Roman" w:hAnsi="Times New Roman" w:eastAsia="黑体"/>
+          <w:b w:val="0"/>
+          <w:color w:val="888888"/>
+          <w:sz w:val="24"/>
+        </w:rPr>
+        <w:t>【C级·参考】</w:t>
+      </w:r>
+      <w:r>
+        <w:rPr>
+          <w:rFonts w:ascii="Times New Roman" w:hAnsi="Times New Roman" w:eastAsia="黑体"/>
+          <w:b w:val="0"/>
+          <w:color w:val="888888"/>
+          <w:sz w:val="24"/>
+        </w:rPr>
+        <w:t>雷鸟创新发布第四代双目全彩AI眼镜iO+</w:t>
+      </w:r>
+    </w:p>
+    <w:p>
+      <w:r>
+        <w:rPr>
+          <w:rFonts w:ascii="Times New Roman" w:hAnsi="Times New Roman" w:eastAsia="宋体"/>
+          <w:color w:val="888888"/>
+          <w:sz w:val="18"/>
+        </w:rPr>
+        <w:t>来源:Bing新闻 | 时间:10-26 23:35</w:t>
+      </w:r>
+    </w:p>
+    <w:p>
+      <w:r>
+        <w:rPr>
+          <w:rFonts w:ascii="Times New Roman" w:hAnsi="Times New Roman" w:eastAsia="宋体"/>
+          <w:sz w:val="18"/>
+        </w:rPr>
+        <w:t>链接:</w:t>
+      </w:r>
+      <w:hyperlink r:id="rId22">
+        <w:r>
+          <w:rPr>
+            <w:color w:val="0563C1"/>
+            <w:u w:val="single"/>
+          </w:rPr>
+          <w:t>雷鸟创新发布第四代双目全彩AI眼镜iO+</w:t>
+        </w:r>
+      </w:hyperlink>
+    </w:p>
+    <w:p>
+      <w:pPr>
+        <w:pStyle w:val="Heading3"/>
+      </w:pPr>
+      <w:r>
+        <w:rPr>
+          <w:rFonts w:ascii="Times New Roman" w:hAnsi="Times New Roman" w:eastAsia="黑体"/>
+          <w:b w:val="0"/>
+          <w:color w:val="888888"/>
+          <w:sz w:val="24"/>
+        </w:rPr>
+        <w:t>【C级·参考】</w:t>
+      </w:r>
+      <w:r>
+        <w:rPr>
+          <w:rFonts w:ascii="Times New Roman" w:hAnsi="Times New Roman" w:eastAsia="黑体"/>
+          <w:b w:val="0"/>
+          <w:color w:val="888888"/>
+          <w:sz w:val="24"/>
+        </w:rPr>
+        <w:t>《通用大模型人气周榜TOP20》NO.6：DeepSeek 智谱等国产模型占据前四 尾部高流动性持续</w:t>
+      </w:r>
+    </w:p>
+    <w:p>
+      <w:r>
+        <w:rPr>
+          <w:rFonts w:ascii="Times New Roman" w:hAnsi="Times New Roman" w:eastAsia="宋体"/>
+          <w:color w:val="888888"/>
+          <w:sz w:val="18"/>
+        </w:rPr>
+        <w:t>来源:Bing新闻 | 时间:10-26 22:57</w:t>
+      </w:r>
+    </w:p>
+    <w:p>
+      <w:r>
+        <w:rPr>
+          <w:rFonts w:ascii="Times New Roman" w:hAnsi="Times New Roman" w:eastAsia="宋体"/>
+          <w:sz w:val="18"/>
+        </w:rPr>
+        <w:t>链接:</w:t>
+      </w:r>
+      <w:hyperlink r:id="rId23">
+        <w:r>
+          <w:rPr>
+            <w:color w:val="0563C1"/>
+            <w:u w:val="single"/>
+          </w:rPr>
+          <w:t>《通用大模型人气周榜TOP20》NO.6：DeepSeek 智谱等国产模型占据前四 尾部高流动性持续</w:t>
+        </w:r>
+      </w:hyperlink>
+    </w:p>
+    <w:p>
+      <w:pPr>
+        <w:pStyle w:val="Heading3"/>
+      </w:pPr>
+      <w:r>
+        <w:rPr>
+          <w:rFonts w:ascii="Times New Roman" w:hAnsi="Times New Roman" w:eastAsia="黑体"/>
+          <w:b w:val="0"/>
+          <w:color w:val="888888"/>
+          <w:sz w:val="24"/>
+        </w:rPr>
+        <w:t>【C级·参考】</w:t>
+      </w:r>
+      <w:r>
+        <w:rPr>
+          <w:rFonts w:ascii="Times New Roman" w:hAnsi="Times New Roman" w:eastAsia="黑体"/>
+          <w:b w:val="0"/>
+          <w:color w:val="888888"/>
+          <w:sz w:val="24"/>
+        </w:rPr>
+        <w:t>雷鸟 iO+首次曝光：第四代双目全彩AI眼镜即将登场</w:t>
+      </w:r>
+    </w:p>
+    <w:p>
+      <w:r>
+        <w:rPr>
+          <w:rFonts w:ascii="Times New Roman" w:hAnsi="Times New Roman" w:eastAsia="宋体"/>
+          <w:color w:val="888888"/>
+          <w:sz w:val="18"/>
+        </w:rPr>
+        <w:t>来源:Bing新闻 | 时间:10-26 22:46</w:t>
+      </w:r>
+    </w:p>
+    <w:p>
+      <w:r>
+        <w:rPr>
+          <w:rFonts w:ascii="Times New Roman" w:hAnsi="Times New Roman" w:eastAsia="宋体"/>
+          <w:sz w:val="18"/>
+        </w:rPr>
+        <w:t>链接:</w:t>
+      </w:r>
+      <w:hyperlink r:id="rId24">
+        <w:r>
+          <w:rPr>
+            <w:color w:val="0563C1"/>
+            <w:u w:val="single"/>
+          </w:rPr>
+          <w:t>雷鸟 iO+首次曝光：第四代双目全彩AI眼镜即将登场</w:t>
+        </w:r>
+      </w:hyperlink>
+    </w:p>
+    <w:p>
+      <w:pPr>
+        <w:pStyle w:val="Heading3"/>
+      </w:pPr>
+      <w:r>
+        <w:rPr>
+          <w:rFonts w:ascii="Times New Roman" w:hAnsi="Times New Roman" w:eastAsia="黑体"/>
+          <w:b w:val="0"/>
+          <w:color w:val="888888"/>
+          <w:sz w:val="24"/>
+        </w:rPr>
+        <w:t>【C级·参考】</w:t>
+      </w:r>
+      <w:r>
+        <w:rPr>
+          <w:rFonts w:ascii="Times New Roman" w:hAnsi="Times New Roman" w:eastAsia="黑体"/>
+          <w:b w:val="0"/>
+          <w:color w:val="888888"/>
+          <w:sz w:val="24"/>
+        </w:rPr>
+        <w:t>简牍垂域大模型简问正式发布 残简智能缀合助冷门绝学破圈</w:t>
+      </w:r>
+    </w:p>
+    <w:p>
+      <w:r>
+        <w:rPr>
+          <w:rFonts w:ascii="Times New Roman" w:hAnsi="Times New Roman" w:eastAsia="宋体"/>
+          <w:color w:val="888888"/>
+          <w:sz w:val="18"/>
+        </w:rPr>
+        <w:t>来源:Bing新闻 | 时间:10-26 20:04</w:t>
+      </w:r>
+    </w:p>
+    <w:p>
+      <w:r>
+        <w:rPr>
+          <w:rFonts w:ascii="Times New Roman" w:hAnsi="Times New Roman" w:eastAsia="宋体"/>
+          <w:sz w:val="18"/>
+        </w:rPr>
+        <w:t>链接:</w:t>
+      </w:r>
+      <w:hyperlink r:id="rId25">
+        <w:r>
+          <w:rPr>
+            <w:color w:val="0563C1"/>
+            <w:u w:val="single"/>
+          </w:rPr>
+          <w:t>简牍垂域大模型简问正式发布 残简智能缀合助冷门绝学破圈</w:t>
+        </w:r>
+      </w:hyperlink>
+    </w:p>
+    <w:p>
+      <w:pPr>
+        <w:pStyle w:val="Heading3"/>
+      </w:pPr>
+      <w:r>
+        <w:rPr>
+          <w:rFonts w:ascii="Times New Roman" w:hAnsi="Times New Roman" w:eastAsia="黑体"/>
+          <w:b w:val="0"/>
+          <w:color w:val="888888"/>
+          <w:sz w:val="24"/>
+        </w:rPr>
+        <w:t>【C级·参考】</w:t>
+      </w:r>
+      <w:r>
+        <w:rPr>
+          <w:rFonts w:ascii="Times New Roman" w:hAnsi="Times New Roman" w:eastAsia="黑体"/>
+          <w:b w:val="0"/>
+          <w:color w:val="888888"/>
+          <w:sz w:val="24"/>
+        </w:rPr>
+        <w:t>讯飞星火医疗大模型V3.7升级，AI患者管理3.0发布并启动行业标准共建</w:t>
+      </w:r>
+    </w:p>
+    <w:p>
+      <w:r>
+        <w:rPr>
+          <w:rFonts w:ascii="Times New Roman" w:hAnsi="Times New Roman" w:eastAsia="宋体"/>
+          <w:color w:val="888888"/>
+          <w:sz w:val="18"/>
+        </w:rPr>
+        <w:t>来源:Bing新闻 | 时间:10-26 18:05</w:t>
+      </w:r>
+    </w:p>
+    <w:p>
+      <w:r>
+        <w:rPr>
+          <w:rFonts w:ascii="Times New Roman" w:hAnsi="Times New Roman" w:eastAsia="宋体"/>
+          <w:sz w:val="18"/>
+        </w:rPr>
+        <w:t>链接:</w:t>
+      </w:r>
+      <w:hyperlink r:id="rId26">
+        <w:r>
+          <w:rPr>
+            <w:color w:val="0563C1"/>
+            <w:u w:val="single"/>
+          </w:rPr>
+          <w:t>讯飞星火医疗大模型V3.7升级，AI患者管理3.0发布并启动行业标准共建</w:t>
+        </w:r>
+      </w:hyperlink>
+    </w:p>
+    <w:p>
+      <w:pPr>
+        <w:pStyle w:val="Heading3"/>
+      </w:pPr>
+      <w:r>
+        <w:rPr>
+          <w:rFonts w:ascii="Times New Roman" w:hAnsi="Times New Roman" w:eastAsia="黑体"/>
+          <w:b w:val="0"/>
+          <w:color w:val="888888"/>
+          <w:sz w:val="24"/>
+        </w:rPr>
+        <w:t>【C级·参考】</w:t>
+      </w:r>
+      <w:r>
+        <w:rPr>
+          <w:rFonts w:ascii="Times New Roman" w:hAnsi="Times New Roman" w:eastAsia="黑体"/>
+          <w:b w:val="0"/>
+          <w:color w:val="888888"/>
+          <w:sz w:val="24"/>
+        </w:rPr>
+        <w:t>抛弃反向传播也能预训练大模型，Q Labs 发布 Dust 零阶优化算法</w:t>
+      </w:r>
+    </w:p>
+    <w:p>
+      <w:r>
+        <w:rPr>
+          <w:rFonts w:ascii="Times New Roman" w:hAnsi="Times New Roman" w:eastAsia="宋体"/>
+          <w:color w:val="888888"/>
+          <w:sz w:val="18"/>
+        </w:rPr>
+        <w:t>来源:Bing新闻 | 时间:10-26 17:50</w:t>
+      </w:r>
+    </w:p>
+    <w:p>
+      <w:r>
+        <w:rPr>
+          <w:rFonts w:ascii="Times New Roman" w:hAnsi="Times New Roman" w:eastAsia="宋体"/>
+          <w:sz w:val="18"/>
+        </w:rPr>
+        <w:t>链接:</w:t>
+      </w:r>
+      <w:hyperlink r:id="rId27">
+        <w:r>
+          <w:rPr>
+            <w:color w:val="0563C1"/>
+            <w:u w:val="single"/>
+          </w:rPr>
+          <w:t>抛弃反向传播也能预训练大模型，Q Labs 发布 Dust 零阶优化算法</w:t>
+        </w:r>
+      </w:hyperlink>
+    </w:p>
+    <w:p>
+      <w:pPr>
+        <w:pStyle w:val="Heading3"/>
+      </w:pPr>
+      <w:r>
+        <w:rPr>
+          <w:rFonts w:ascii="Times New Roman" w:hAnsi="Times New Roman" w:eastAsia="黑体"/>
+          <w:b w:val="0"/>
+          <w:color w:val="888888"/>
+          <w:sz w:val="24"/>
+        </w:rPr>
+        <w:t>【C级·参考】</w:t>
+      </w:r>
+      <w:r>
+        <w:rPr>
+          <w:rFonts w:ascii="Times New Roman" w:hAnsi="Times New Roman" w:eastAsia="黑体"/>
+          <w:b w:val="0"/>
+          <w:color w:val="888888"/>
+          <w:sz w:val="24"/>
+        </w:rPr>
+        <w:t>AI眼镜乱战，风口上过着苦日子｜钛媒体深度</w:t>
+      </w:r>
+    </w:p>
+    <w:p>
+      <w:r>
+        <w:rPr>
+          <w:rFonts w:ascii="Times New Roman" w:hAnsi="Times New Roman" w:eastAsia="宋体"/>
+          <w:color w:val="888888"/>
+          <w:sz w:val="18"/>
+        </w:rPr>
+        <w:t>来源:Bing新闻 | 时间:10-26 15:32</w:t>
       </w:r>
     </w:p>
     <w:p>
@@ -1078,9 +1066,26 @@
             <w:color w:val="0563C1"/>
             <w:u w:val="single"/>
           </w:rPr>
-          <w:t>造型像火箭！特斯拉休斯顿 Robotaxi 服务范围扩至 10 倍，面积是 Waymo 的 5 倍</w:t>
+          <w:t>AI眼镜乱战，风口上过着苦日子｜钛媒体深度</w:t>
         </w:r>
       </w:hyperlink>
+    </w:p>
+    <w:p>
+      <w:pPr>
+        <w:pStyle w:val="Heading2"/>
+      </w:pPr>
+      <w:r>
+        <w:rPr>
+          <w:rFonts w:ascii="Times New Roman" w:hAnsi="Times New Roman" w:eastAsia="黑体"/>
+          <w:sz w:val="28"/>
+        </w:rPr>
+        <w:t>机器人/AI硬件</w:t>
+      </w:r>
+    </w:p>
+    <w:p>
+      <w:r>
+        <w:t>本线口暂无重要更新</w:t>
+      </w:r>
     </w:p>
     <w:p>
       <w:pPr>
@@ -1444,57 +1449,6 @@
           <w:color w:val="888888"/>
           <w:sz w:val="24"/>
         </w:rPr>
-        <w:t>王老菊做游戏真成功了？七年打造《再再启程》获“特别好评”，玩家给足面子</w:t>
-      </w:r>
-    </w:p>
-    <w:p>
-      <w:r>
-        <w:rPr>
-          <w:rFonts w:ascii="Times New Roman" w:hAnsi="Times New Roman" w:eastAsia="宋体"/>
-          <w:color w:val="888888"/>
-          <w:sz w:val="18"/>
-        </w:rPr>
-        <w:t>来源:GameLook | 时间:10-27 10:09</w:t>
-      </w:r>
-    </w:p>
-    <w:p>
-      <w:r>
-        <w:rPr>
-          <w:rFonts w:ascii="Times New Roman" w:hAnsi="Times New Roman" w:eastAsia="宋体"/>
-          <w:sz w:val="18"/>
-        </w:rPr>
-        <w:t>链接:</w:t>
-      </w:r>
-      <w:hyperlink r:id="rId35">
-        <w:r>
-          <w:rPr>
-            <w:color w:val="0563C1"/>
-            <w:u w:val="single"/>
-          </w:rPr>
-          <w:t>王老菊做游戏真成功了？七年打造《再再启程》获“特别好评”，玩家给足面子</w:t>
-        </w:r>
-      </w:hyperlink>
-    </w:p>
-    <w:p>
-      <w:pPr>
-        <w:pStyle w:val="Heading3"/>
-      </w:pPr>
-      <w:r>
-        <w:rPr>
-          <w:rFonts w:ascii="Times New Roman" w:hAnsi="Times New Roman" w:eastAsia="黑体"/>
-          <w:b w:val="0"/>
-          <w:color w:val="888888"/>
-          <w:sz w:val="24"/>
-        </w:rPr>
-        <w:t>【C级·参考】</w:t>
-      </w:r>
-      <w:r>
-        <w:rPr>
-          <w:rFonts w:ascii="Times New Roman" w:hAnsi="Times New Roman" w:eastAsia="黑体"/>
-          <w:b w:val="0"/>
-          <w:color w:val="888888"/>
-          <w:sz w:val="24"/>
-        </w:rPr>
         <w:t>“拯救《质量效应》”请愿书签名人数突破 20 万，粉丝请求延续系列游戏生命</w:t>
       </w:r>
     </w:p>
@@ -1516,64 +1470,13 @@
         </w:rPr>
         <w:t>链接:</w:t>
       </w:r>
-      <w:hyperlink r:id="rId36">
+      <w:hyperlink r:id="rId35">
         <w:r>
           <w:rPr>
             <w:color w:val="0563C1"/>
             <w:u w:val="single"/>
           </w:rPr>
           <w:t>“拯救《质量效应》”请愿书签名人数突破 20 万，粉丝请求延续系列游戏生命</w:t>
-        </w:r>
-      </w:hyperlink>
-    </w:p>
-    <w:p>
-      <w:pPr>
-        <w:pStyle w:val="Heading3"/>
-      </w:pPr>
-      <w:r>
-        <w:rPr>
-          <w:rFonts w:ascii="Times New Roman" w:hAnsi="Times New Roman" w:eastAsia="黑体"/>
-          <w:b w:val="0"/>
-          <w:color w:val="888888"/>
-          <w:sz w:val="24"/>
-        </w:rPr>
-        <w:t>【C级·参考】</w:t>
-      </w:r>
-      <w:r>
-        <w:rPr>
-          <w:rFonts w:ascii="Times New Roman" w:hAnsi="Times New Roman" w:eastAsia="黑体"/>
-          <w:b w:val="0"/>
-          <w:color w:val="888888"/>
-          <w:sz w:val="24"/>
-        </w:rPr>
-        <w:t>微博评最有影响力游戏制作人：冯骥、梁其伟名副其实，金亨泰帕鲁FF7制作人在列</w:t>
-      </w:r>
-    </w:p>
-    <w:p>
-      <w:r>
-        <w:rPr>
-          <w:rFonts w:ascii="Times New Roman" w:hAnsi="Times New Roman" w:eastAsia="宋体"/>
-          <w:color w:val="888888"/>
-          <w:sz w:val="18"/>
-        </w:rPr>
-        <w:t>来源:GameLook | 时间:10-27 09:29</w:t>
-      </w:r>
-    </w:p>
-    <w:p>
-      <w:r>
-        <w:rPr>
-          <w:rFonts w:ascii="Times New Roman" w:hAnsi="Times New Roman" w:eastAsia="宋体"/>
-          <w:sz w:val="18"/>
-        </w:rPr>
-        <w:t>链接:</w:t>
-      </w:r>
-      <w:hyperlink r:id="rId37">
-        <w:r>
-          <w:rPr>
-            <w:color w:val="0563C1"/>
-            <w:u w:val="single"/>
-          </w:rPr>
-          <w:t>微博评最有影响力游戏制作人：冯骥、梁其伟名副其实，金亨泰帕鲁FF7制作人在列</w:t>
         </w:r>
       </w:hyperlink>
     </w:p>
@@ -1618,7 +1521,7 @@
         </w:rPr>
         <w:t>链接:</w:t>
       </w:r>
-      <w:hyperlink r:id="rId38">
+      <w:hyperlink r:id="rId36">
         <w:r>
           <w:rPr>
             <w:color w:val="0563C1"/>
@@ -1671,7 +1574,7 @@
           <w:rFonts w:ascii="Times New Roman" w:hAnsi="Times New Roman" w:eastAsia="宋体"/>
           <w:sz w:val="18"/>
         </w:rPr>
-        <w:t>IT之家(60)、GameLook(15)、HackerNews(3)、Bing新闻(11)</w:t>
+        <w:t>IT之家(60)、HackerNews(3)、Bing新闻(13)</w:t>
       </w:r>
     </w:p>
     <w:p>
@@ -1688,7 +1591,7 @@
           <w:rFonts w:ascii="Times New Roman" w:hAnsi="Times New Roman" w:eastAsia="宋体"/>
           <w:sz w:val="18"/>
         </w:rPr>
-        <w:t>36氪(no entries)</w:t>
+        <w:t>36氪(no entries)、GameLook(HTTP 502)</w:t>
       </w:r>
     </w:p>
     <w:p>

--- a/briefings/线口监测午报-2026-10-27.docx
+++ b/briefings/线口监测午报-2026-10-27.docx
@@ -22,7 +22,7 @@
           <w:color w:val="888888"/>
           <w:sz w:val="18"/>
         </w:rPr>
-        <w:t>监测窗口:近48小时 | 生成时间:2026-10-27 14:18</w:t>
+        <w:t>监测窗口:近48小时 | 生成时间:2026-10-27 21:08</w:t>
       </w:r>
     </w:p>
     <w:p>
@@ -70,7 +70,7 @@
           <w:color w:val="888888"/>
           <w:sz w:val="24"/>
         </w:rPr>
-        <w:t>雷鸟 iO+ 正式官宣：第四代双目全彩 AI 眼镜，搭载超小型全彩光机</w:t>
+        <w:t>荷兰计划用 AI 取代 2.5 万个政府工作岗位，目标节省 35 亿欧元</w:t>
       </w:r>
     </w:p>
     <w:p>
@@ -80,7 +80,7 @@
           <w:color w:val="888888"/>
           <w:sz w:val="18"/>
         </w:rPr>
-        <w:t>来源:IT之家 | 时间:10-27 12:28</w:t>
+        <w:t>来源:IT之家 | 时间:10-27 18:42</w:t>
       </w:r>
     </w:p>
     <w:p>
@@ -97,7 +97,7 @@
             <w:color w:val="0563C1"/>
             <w:u w:val="single"/>
           </w:rPr>
-          <w:t>雷鸟 iO+ 正式官宣：第四代双目全彩 AI 眼镜，搭载超小型全彩光机</w:t>
+          <w:t>荷兰计划用 AI 取代 2.5 万个政府工作岗位，目标节省 35 亿欧元</w:t>
         </w:r>
       </w:hyperlink>
     </w:p>
@@ -121,7 +121,7 @@
           <w:color w:val="888888"/>
           <w:sz w:val="24"/>
         </w:rPr>
-        <w:t>知情人士：DeepSeek 大举扩充团队，梁文锋长期在北京租房</w:t>
+        <w:t>南非女作家借 AI 约 20 个月出版 371 本书引争议，自称年收入超百万美元</w:t>
       </w:r>
     </w:p>
     <w:p>
@@ -131,7 +131,7 @@
           <w:color w:val="888888"/>
           <w:sz w:val="18"/>
         </w:rPr>
-        <w:t>来源:IT之家 | 时间:10-27 12:11</w:t>
+        <w:t>来源:IT之家 | 时间:10-27 17:31</w:t>
       </w:r>
     </w:p>
     <w:p>
@@ -148,7 +148,7 @@
             <w:color w:val="0563C1"/>
             <w:u w:val="single"/>
           </w:rPr>
-          <w:t>知情人士：DeepSeek 大举扩充团队，梁文锋长期在北京租房</w:t>
+          <w:t>南非女作家借 AI 约 20 个月出版 371 本书引争议，自称年收入超百万美元</w:t>
         </w:r>
       </w:hyperlink>
     </w:p>
@@ -172,7 +172,7 @@
           <w:color w:val="888888"/>
           <w:sz w:val="24"/>
         </w:rPr>
-        <w:t>剑指美股人形和仿生机器人第一股，FFR 完成对 FFAI 的合并交易并挂牌上市</w:t>
+        <w:t>上海“星枢计划”目标 2032 年完成千星部署，百万级 TOPS 算力上天</w:t>
       </w:r>
     </w:p>
     <w:p>
@@ -182,7 +182,7 @@
           <w:color w:val="888888"/>
           <w:sz w:val="18"/>
         </w:rPr>
-        <w:t>来源:IT之家 | 时间:10-27 11:26</w:t>
+        <w:t>来源:IT之家 | 时间:10-27 17:26</w:t>
       </w:r>
     </w:p>
     <w:p>
@@ -199,7 +199,7 @@
             <w:color w:val="0563C1"/>
             <w:u w:val="single"/>
           </w:rPr>
-          <w:t>剑指美股人形和仿生机器人第一股，FFR 完成对 FFAI 的合并交易并挂牌上市</w:t>
+          <w:t>上海“星枢计划”目标 2032 年完成千星部署，百万级 TOPS 算力上天</w:t>
         </w:r>
       </w:hyperlink>
     </w:p>
@@ -223,7 +223,7 @@
           <w:color w:val="888888"/>
           <w:sz w:val="24"/>
         </w:rPr>
-        <w:t>Anthropic 上市文件披露：当今 AI 产业严重依赖天然气</w:t>
+        <w:t>The Mythical Man-Month in the Age of AI</w:t>
       </w:r>
     </w:p>
     <w:p>
@@ -233,7 +233,7 @@
           <w:color w:val="888888"/>
           <w:sz w:val="18"/>
         </w:rPr>
-        <w:t>来源:IT之家 | 时间:10-27 11:09</w:t>
+        <w:t>来源:Hacker News | 时间:10-27 14:25</w:t>
       </w:r>
     </w:p>
     <w:p>
@@ -250,211 +250,7 @@
             <w:color w:val="0563C1"/>
             <w:u w:val="single"/>
           </w:rPr>
-          <w:t>Anthropic 上市文件披露：当今 AI 产业严重依赖天然气</w:t>
-        </w:r>
-      </w:hyperlink>
-    </w:p>
-    <w:p>
-      <w:pPr>
-        <w:pStyle w:val="Heading3"/>
-      </w:pPr>
-      <w:r>
-        <w:rPr>
-          <w:rFonts w:ascii="Times New Roman" w:hAnsi="Times New Roman" w:eastAsia="黑体"/>
-          <w:b w:val="0"/>
-          <w:color w:val="888888"/>
-          <w:sz w:val="24"/>
-        </w:rPr>
-        <w:t>【C级·参考】</w:t>
-      </w:r>
-      <w:r>
-        <w:rPr>
-          <w:rFonts w:ascii="Times New Roman" w:hAnsi="Times New Roman" w:eastAsia="黑体"/>
-          <w:b w:val="0"/>
-          <w:color w:val="888888"/>
-          <w:sz w:val="24"/>
-        </w:rPr>
-        <w:t>2026 胡润百富榜发布：张一鸣 6700 亿元刷新中国首富财富纪录、DeepSeek 梁文锋首次上榜位列第七</w:t>
-      </w:r>
-    </w:p>
-    <w:p>
-      <w:r>
-        <w:rPr>
-          <w:rFonts w:ascii="Times New Roman" w:hAnsi="Times New Roman" w:eastAsia="宋体"/>
-          <w:color w:val="888888"/>
-          <w:sz w:val="18"/>
-        </w:rPr>
-        <w:t>来源:IT之家 | 时间:10-27 11:00</w:t>
-      </w:r>
-    </w:p>
-    <w:p>
-      <w:r>
-        <w:rPr>
-          <w:rFonts w:ascii="Times New Roman" w:hAnsi="Times New Roman" w:eastAsia="宋体"/>
-          <w:sz w:val="18"/>
-        </w:rPr>
-        <w:t>链接:</w:t>
-      </w:r>
-      <w:hyperlink r:id="rId13">
-        <w:r>
-          <w:rPr>
-            <w:color w:val="0563C1"/>
-            <w:u w:val="single"/>
-          </w:rPr>
-          <w:t>2026 胡润百富榜发布：张一鸣 6700 亿元刷新中国首富财富纪录、DeepSeek 梁文锋首次上榜位列第七</w:t>
-        </w:r>
-      </w:hyperlink>
-    </w:p>
-    <w:p>
-      <w:pPr>
-        <w:pStyle w:val="Heading3"/>
-      </w:pPr>
-      <w:r>
-        <w:rPr>
-          <w:rFonts w:ascii="Times New Roman" w:hAnsi="Times New Roman" w:eastAsia="黑体"/>
-          <w:b w:val="0"/>
-          <w:color w:val="888888"/>
-          <w:sz w:val="24"/>
-        </w:rPr>
-        <w:t>【C级·参考】</w:t>
-      </w:r>
-      <w:r>
-        <w:rPr>
-          <w:rFonts w:ascii="Times New Roman" w:hAnsi="Times New Roman" w:eastAsia="黑体"/>
-          <w:b w:val="0"/>
-          <w:color w:val="888888"/>
-          <w:sz w:val="24"/>
-        </w:rPr>
-        <w:t>黑客借助 AI 发现 PS5 高危漏洞，获索尼 5 万美元奖励</w:t>
-      </w:r>
-    </w:p>
-    <w:p>
-      <w:r>
-        <w:rPr>
-          <w:rFonts w:ascii="Times New Roman" w:hAnsi="Times New Roman" w:eastAsia="宋体"/>
-          <w:color w:val="888888"/>
-          <w:sz w:val="18"/>
-        </w:rPr>
-        <w:t>来源:IT之家 | 时间:10-27 10:51</w:t>
-      </w:r>
-    </w:p>
-    <w:p>
-      <w:r>
-        <w:rPr>
-          <w:rFonts w:ascii="Times New Roman" w:hAnsi="Times New Roman" w:eastAsia="宋体"/>
-          <w:sz w:val="18"/>
-        </w:rPr>
-        <w:t>链接:</w:t>
-      </w:r>
-      <w:hyperlink r:id="rId14">
-        <w:r>
-          <w:rPr>
-            <w:color w:val="0563C1"/>
-            <w:u w:val="single"/>
-          </w:rPr>
-          <w:t>黑客借助 AI 发现 PS5 高危漏洞，获索尼 5 万美元奖励</w:t>
-        </w:r>
-      </w:hyperlink>
-    </w:p>
-    <w:p>
-      <w:pPr>
-        <w:pStyle w:val="Heading3"/>
-      </w:pPr>
-      <w:r>
-        <w:rPr>
-          <w:rFonts w:ascii="Times New Roman" w:hAnsi="Times New Roman" w:eastAsia="黑体"/>
-          <w:b w:val="0"/>
-          <w:color w:val="888888"/>
-          <w:sz w:val="24"/>
-        </w:rPr>
-        <w:t>【C级·参考】</w:t>
-      </w:r>
-      <w:r>
-        <w:rPr>
-          <w:rFonts w:ascii="Times New Roman" w:hAnsi="Times New Roman" w:eastAsia="黑体"/>
-          <w:b w:val="0"/>
-          <w:color w:val="888888"/>
-          <w:sz w:val="24"/>
-        </w:rPr>
-        <w:t>蚂蚁灵光 2.0 发布：全新升级“能管事的 AI 助理”，突破单次对话限制</w:t>
-      </w:r>
-    </w:p>
-    <w:p>
-      <w:r>
-        <w:rPr>
-          <w:rFonts w:ascii="Times New Roman" w:hAnsi="Times New Roman" w:eastAsia="宋体"/>
-          <w:color w:val="888888"/>
-          <w:sz w:val="18"/>
-        </w:rPr>
-        <w:t>来源:IT之家 | 时间:10-27 10:05</w:t>
-      </w:r>
-    </w:p>
-    <w:p>
-      <w:r>
-        <w:rPr>
-          <w:rFonts w:ascii="Times New Roman" w:hAnsi="Times New Roman" w:eastAsia="宋体"/>
-          <w:sz w:val="18"/>
-        </w:rPr>
-        <w:t>链接:</w:t>
-      </w:r>
-      <w:hyperlink r:id="rId15">
-        <w:r>
-          <w:rPr>
-            <w:color w:val="0563C1"/>
-            <w:u w:val="single"/>
-          </w:rPr>
-          <w:t>蚂蚁灵光 2.0 发布：全新升级“能管事的 AI 助理”，突破单次对话限制</w:t>
-        </w:r>
-      </w:hyperlink>
-    </w:p>
-    <w:p>
-      <w:pPr>
-        <w:pStyle w:val="Heading3"/>
-      </w:pPr>
-      <w:r>
-        <w:rPr>
-          <w:rFonts w:ascii="Times New Roman" w:hAnsi="Times New Roman" w:eastAsia="黑体"/>
-          <w:b w:val="0"/>
-          <w:color w:val="888888"/>
-          <w:sz w:val="24"/>
-        </w:rPr>
-        <w:t>【C级·参考】</w:t>
-      </w:r>
-      <w:r>
-        <w:rPr>
-          <w:rFonts w:ascii="Times New Roman" w:hAnsi="Times New Roman" w:eastAsia="黑体"/>
-          <w:b w:val="0"/>
-          <w:color w:val="888888"/>
-          <w:sz w:val="24"/>
-        </w:rPr>
-        <w:t>塔塔通讯将在印度布设 1 万千米 AI 就绪型长途光纤，连接主要 AI 数据中心</w:t>
-      </w:r>
-    </w:p>
-    <w:p>
-      <w:r>
-        <w:rPr>
-          <w:rFonts w:ascii="Times New Roman" w:hAnsi="Times New Roman" w:eastAsia="宋体"/>
-          <w:color w:val="888888"/>
-          <w:sz w:val="18"/>
-        </w:rPr>
-        <w:t>来源:IT之家 | 时间:10-27 09:53</w:t>
-      </w:r>
-    </w:p>
-    <w:p>
-      <w:r>
-        <w:rPr>
-          <w:rFonts w:ascii="Times New Roman" w:hAnsi="Times New Roman" w:eastAsia="宋体"/>
-          <w:sz w:val="18"/>
-        </w:rPr>
-        <w:t>链接:</w:t>
-      </w:r>
-      <w:hyperlink r:id="rId16">
-        <w:r>
-          <w:rPr>
-            <w:color w:val="0563C1"/>
-            <w:u w:val="single"/>
-          </w:rPr>
-          <w:t>塔塔通讯将在印度布设 1 万千米 AI 就绪型长途光纤，连接主要 AI 数据中心</w:t>
+          <w:t>The Mythical Man-Month in the Age of AI</w:t>
         </w:r>
       </w:hyperlink>
     </w:p>
@@ -488,7 +284,211 @@
           <w:color w:val="888888"/>
           <w:sz w:val="18"/>
         </w:rPr>
-        <w:t>来源:Bing新闻 | 时间:10-27 07:18</w:t>
+        <w:t>来源:Bing新闻 | 时间:10-27 12:48</w:t>
+      </w:r>
+    </w:p>
+    <w:p>
+      <w:r>
+        <w:rPr>
+          <w:rFonts w:ascii="Times New Roman" w:hAnsi="Times New Roman" w:eastAsia="宋体"/>
+          <w:sz w:val="18"/>
+        </w:rPr>
+        <w:t>链接:</w:t>
+      </w:r>
+      <w:hyperlink r:id="rId13">
+        <w:r>
+          <w:rPr>
+            <w:color w:val="0563C1"/>
+            <w:u w:val="single"/>
+          </w:rPr>
+          <w:t>AI眼镜这么火，歌尔Q3却少卖24亿，224亿库存等什么 ？</w:t>
+        </w:r>
+      </w:hyperlink>
+    </w:p>
+    <w:p>
+      <w:pPr>
+        <w:pStyle w:val="Heading3"/>
+      </w:pPr>
+      <w:r>
+        <w:rPr>
+          <w:rFonts w:ascii="Times New Roman" w:hAnsi="Times New Roman" w:eastAsia="黑体"/>
+          <w:b w:val="0"/>
+          <w:color w:val="888888"/>
+          <w:sz w:val="24"/>
+        </w:rPr>
+        <w:t>【C级·参考】</w:t>
+      </w:r>
+      <w:r>
+        <w:rPr>
+          <w:rFonts w:ascii="Times New Roman" w:hAnsi="Times New Roman" w:eastAsia="黑体"/>
+          <w:b w:val="0"/>
+          <w:color w:val="888888"/>
+          <w:sz w:val="24"/>
+        </w:rPr>
+        <w:t>乐奇发布全彩AI眼镜与交互戒指，全彩AI眼镜起售价4999元</w:t>
+      </w:r>
+    </w:p>
+    <w:p>
+      <w:r>
+        <w:rPr>
+          <w:rFonts w:ascii="Times New Roman" w:hAnsi="Times New Roman" w:eastAsia="宋体"/>
+          <w:color w:val="888888"/>
+          <w:sz w:val="18"/>
+        </w:rPr>
+        <w:t>来源:Bing新闻 | 时间:10-27 12:15</w:t>
+      </w:r>
+    </w:p>
+    <w:p>
+      <w:r>
+        <w:rPr>
+          <w:rFonts w:ascii="Times New Roman" w:hAnsi="Times New Roman" w:eastAsia="宋体"/>
+          <w:sz w:val="18"/>
+        </w:rPr>
+        <w:t>链接:</w:t>
+      </w:r>
+      <w:hyperlink r:id="rId14">
+        <w:r>
+          <w:rPr>
+            <w:color w:val="0563C1"/>
+            <w:u w:val="single"/>
+          </w:rPr>
+          <w:t>乐奇发布全彩AI眼镜与交互戒指，全彩AI眼镜起售价4999元</w:t>
+        </w:r>
+      </w:hyperlink>
+    </w:p>
+    <w:p>
+      <w:pPr>
+        <w:pStyle w:val="Heading3"/>
+      </w:pPr>
+      <w:r>
+        <w:rPr>
+          <w:rFonts w:ascii="Times New Roman" w:hAnsi="Times New Roman" w:eastAsia="黑体"/>
+          <w:b w:val="0"/>
+          <w:color w:val="888888"/>
+          <w:sz w:val="24"/>
+        </w:rPr>
+        <w:t>【C级·参考】</w:t>
+      </w:r>
+      <w:r>
+        <w:rPr>
+          <w:rFonts w:ascii="Times New Roman" w:hAnsi="Times New Roman" w:eastAsia="黑体"/>
+          <w:b w:val="0"/>
+          <w:color w:val="888888"/>
+          <w:sz w:val="24"/>
+        </w:rPr>
+        <w:t>刘云峰调研瓯海眼镜小镇建设和 AI 眼镜产业发展工作</w:t>
+      </w:r>
+    </w:p>
+    <w:p>
+      <w:r>
+        <w:rPr>
+          <w:rFonts w:ascii="Times New Roman" w:hAnsi="Times New Roman" w:eastAsia="宋体"/>
+          <w:color w:val="888888"/>
+          <w:sz w:val="18"/>
+        </w:rPr>
+        <w:t>来源:Bing新闻 | 时间:10-27 11:16</w:t>
+      </w:r>
+    </w:p>
+    <w:p>
+      <w:r>
+        <w:rPr>
+          <w:rFonts w:ascii="Times New Roman" w:hAnsi="Times New Roman" w:eastAsia="宋体"/>
+          <w:sz w:val="18"/>
+        </w:rPr>
+        <w:t>链接:</w:t>
+      </w:r>
+      <w:hyperlink r:id="rId15">
+        <w:r>
+          <w:rPr>
+            <w:color w:val="0563C1"/>
+            <w:u w:val="single"/>
+          </w:rPr>
+          <w:t>刘云峰调研瓯海眼镜小镇建设和 AI 眼镜产业发展工作</w:t>
+        </w:r>
+      </w:hyperlink>
+    </w:p>
+    <w:p>
+      <w:pPr>
+        <w:pStyle w:val="Heading3"/>
+      </w:pPr>
+      <w:r>
+        <w:rPr>
+          <w:rFonts w:ascii="Times New Roman" w:hAnsi="Times New Roman" w:eastAsia="黑体"/>
+          <w:b w:val="0"/>
+          <w:color w:val="888888"/>
+          <w:sz w:val="24"/>
+        </w:rPr>
+        <w:t>【C级·参考】</w:t>
+      </w:r>
+      <w:r>
+        <w:rPr>
+          <w:rFonts w:ascii="Times New Roman" w:hAnsi="Times New Roman" w:eastAsia="黑体"/>
+          <w:b w:val="0"/>
+          <w:color w:val="888888"/>
+          <w:sz w:val="24"/>
+        </w:rPr>
+        <w:t>获日本文化勋章，宫本茂采访：“游戏变成三代人娱乐”，“创意是1、AI是0”</w:t>
+      </w:r>
+    </w:p>
+    <w:p>
+      <w:r>
+        <w:rPr>
+          <w:rFonts w:ascii="Times New Roman" w:hAnsi="Times New Roman" w:eastAsia="宋体"/>
+          <w:color w:val="888888"/>
+          <w:sz w:val="18"/>
+        </w:rPr>
+        <w:t>来源:GameLook | 时间:10-27 10:41</w:t>
+      </w:r>
+    </w:p>
+    <w:p>
+      <w:r>
+        <w:rPr>
+          <w:rFonts w:ascii="Times New Roman" w:hAnsi="Times New Roman" w:eastAsia="宋体"/>
+          <w:sz w:val="18"/>
+        </w:rPr>
+        <w:t>链接:</w:t>
+      </w:r>
+      <w:hyperlink r:id="rId16">
+        <w:r>
+          <w:rPr>
+            <w:color w:val="0563C1"/>
+            <w:u w:val="single"/>
+          </w:rPr>
+          <w:t>获日本文化勋章，宫本茂采访：“游戏变成三代人娱乐”，“创意是1、AI是0”</w:t>
+        </w:r>
+      </w:hyperlink>
+    </w:p>
+    <w:p>
+      <w:pPr>
+        <w:pStyle w:val="Heading3"/>
+      </w:pPr>
+      <w:r>
+        <w:rPr>
+          <w:rFonts w:ascii="Times New Roman" w:hAnsi="Times New Roman" w:eastAsia="黑体"/>
+          <w:b w:val="0"/>
+          <w:color w:val="888888"/>
+          <w:sz w:val="24"/>
+        </w:rPr>
+        <w:t>【C级·参考】</w:t>
+      </w:r>
+      <w:r>
+        <w:rPr>
+          <w:rFonts w:ascii="Times New Roman" w:hAnsi="Times New Roman" w:eastAsia="黑体"/>
+          <w:b w:val="0"/>
+          <w:color w:val="888888"/>
+          <w:sz w:val="24"/>
+        </w:rPr>
+        <w:t>抛弃反向传播也能预训练大模型，Q Labs 发布 Dust 零阶优化算法</w:t>
+      </w:r>
+    </w:p>
+    <w:p>
+      <w:r>
+        <w:rPr>
+          <w:rFonts w:ascii="Times New Roman" w:hAnsi="Times New Roman" w:eastAsia="宋体"/>
+          <w:color w:val="888888"/>
+          <w:sz w:val="18"/>
+        </w:rPr>
+        <w:t>来源:Bing新闻 | 时间:10-27 07:49</w:t>
       </w:r>
     </w:p>
     <w:p>
@@ -505,7 +505,58 @@
             <w:color w:val="0563C1"/>
             <w:u w:val="single"/>
           </w:rPr>
-          <w:t>AI眼镜这么火，歌尔Q3却少卖24亿，224亿库存等什么 ？</w:t>
+          <w:t>抛弃反向传播也能预训练大模型，Q Labs 发布 Dust 零阶优化算法</w:t>
+        </w:r>
+      </w:hyperlink>
+    </w:p>
+    <w:p>
+      <w:pPr>
+        <w:pStyle w:val="Heading3"/>
+      </w:pPr>
+      <w:r>
+        <w:rPr>
+          <w:rFonts w:ascii="Times New Roman" w:hAnsi="Times New Roman" w:eastAsia="黑体"/>
+          <w:b w:val="0"/>
+          <w:color w:val="888888"/>
+          <w:sz w:val="24"/>
+        </w:rPr>
+        <w:t>【C级·参考】</w:t>
+      </w:r>
+      <w:r>
+        <w:rPr>
+          <w:rFonts w:ascii="Times New Roman" w:hAnsi="Times New Roman" w:eastAsia="黑体"/>
+          <w:b w:val="0"/>
+          <w:color w:val="888888"/>
+          <w:sz w:val="24"/>
+        </w:rPr>
+        <w:t>乐奇Rokid发布全彩AI眼镜Rokid Color与交互戒指Rokid Ring</w:t>
+      </w:r>
+    </w:p>
+    <w:p>
+      <w:r>
+        <w:rPr>
+          <w:rFonts w:ascii="Times New Roman" w:hAnsi="Times New Roman" w:eastAsia="宋体"/>
+          <w:color w:val="888888"/>
+          <w:sz w:val="18"/>
+        </w:rPr>
+        <w:t>来源:Bing新闻 | 时间:10-27 06:59</w:t>
+      </w:r>
+    </w:p>
+    <w:p>
+      <w:r>
+        <w:rPr>
+          <w:rFonts w:ascii="Times New Roman" w:hAnsi="Times New Roman" w:eastAsia="宋体"/>
+          <w:sz w:val="18"/>
+        </w:rPr>
+        <w:t>链接:</w:t>
+      </w:r>
+      <w:hyperlink r:id="rId18">
+        <w:r>
+          <w:rPr>
+            <w:color w:val="0563C1"/>
+            <w:u w:val="single"/>
+          </w:rPr>
+          <w:t>乐奇Rokid发布全彩AI眼镜Rokid Color与交互戒指Rokid Ring</w:t>
         </w:r>
       </w:hyperlink>
     </w:p>
@@ -550,7 +601,7 @@
         </w:rPr>
         <w:t>链接:</w:t>
       </w:r>
-      <w:hyperlink r:id="rId18">
+      <w:hyperlink r:id="rId19">
         <w:r>
           <w:rPr>
             <w:color w:val="0563C1"/>
@@ -580,7 +631,7 @@
           <w:color w:val="888888"/>
           <w:sz w:val="24"/>
         </w:rPr>
-        <w:t>雷鸟iO+官宣!蒋奇明抢先体验第四代双目全彩AI眼镜</w:t>
+        <w:t>马上消费牵头编制金融大模型IEEE国际标准正式发布</w:t>
       </w:r>
     </w:p>
     <w:p>
@@ -590,7 +641,7 @@
           <w:color w:val="888888"/>
           <w:sz w:val="18"/>
         </w:rPr>
-        <w:t>来源:Bing新闻 | 时间:10-27 04:29</w:t>
+        <w:t>来源:Bing新闻 | 时间:10-27 04:35</w:t>
       </w:r>
     </w:p>
     <w:p>
@@ -601,13 +652,13 @@
         </w:rPr>
         <w:t>链接:</w:t>
       </w:r>
-      <w:hyperlink r:id="rId19">
+      <w:hyperlink r:id="rId20">
         <w:r>
           <w:rPr>
             <w:color w:val="0563C1"/>
             <w:u w:val="single"/>
           </w:rPr>
-          <w:t>雷鸟iO+官宣!蒋奇明抢先体验第四代双目全彩AI眼镜</w:t>
+          <w:t>马上消费牵头编制金融大模型IEEE国际标准正式发布</w:t>
         </w:r>
       </w:hyperlink>
     </w:p>
@@ -631,7 +682,7 @@
           <w:color w:val="888888"/>
           <w:sz w:val="24"/>
         </w:rPr>
-        <w:t>AI眼镜市场热度走高，未来会被手机整合还是成为下一代个人数字入口？</w:t>
+        <w:t>雷鸟iO+官宣！蒋奇明抢先体验第四代双目全彩AI眼镜</w:t>
       </w:r>
     </w:p>
     <w:p>
@@ -641,7 +692,7 @@
           <w:color w:val="888888"/>
           <w:sz w:val="18"/>
         </w:rPr>
-        <w:t>来源:Bing新闻 | 时间:10-27 01:00</w:t>
+        <w:t>来源:Bing新闻 | 时间:10-27 04:29</w:t>
       </w:r>
     </w:p>
     <w:p>
@@ -652,13 +703,13 @@
         </w:rPr>
         <w:t>链接:</w:t>
       </w:r>
-      <w:hyperlink r:id="rId20">
+      <w:hyperlink r:id="rId21">
         <w:r>
           <w:rPr>
             <w:color w:val="0563C1"/>
             <w:u w:val="single"/>
           </w:rPr>
-          <w:t>AI眼镜市场热度走高，未来会被手机整合还是成为下一代个人数字入口？</w:t>
+          <w:t>雷鸟iO+官宣！蒋奇明抢先体验第四代双目全彩AI眼镜</w:t>
         </w:r>
       </w:hyperlink>
     </w:p>
@@ -682,7 +733,7 @@
           <w:color w:val="888888"/>
           <w:sz w:val="24"/>
         </w:rPr>
-        <w:t>雷鸟第四代双目全彩AI眼镜iO+即将发布</w:t>
+        <w:t>千问办公接入乐奇AI眼镜，一句话发起任务</w:t>
       </w:r>
     </w:p>
     <w:p>
@@ -692,7 +743,7 @@
           <w:color w:val="888888"/>
           <w:sz w:val="18"/>
         </w:rPr>
-        <w:t>来源:Bing新闻 | 时间:10-27 01:00</w:t>
+        <w:t>来源:Bing新闻 | 时间:10-27 04:22</w:t>
       </w:r>
     </w:p>
     <w:p>
@@ -703,13 +754,13 @@
         </w:rPr>
         <w:t>链接:</w:t>
       </w:r>
-      <w:hyperlink r:id="rId21">
+      <w:hyperlink r:id="rId22">
         <w:r>
           <w:rPr>
             <w:color w:val="0563C1"/>
             <w:u w:val="single"/>
           </w:rPr>
-          <w:t>雷鸟第四代双目全彩AI眼镜iO+即将发布</w:t>
+          <w:t>千问办公接入乐奇AI眼镜，一句话发起任务</w:t>
         </w:r>
       </w:hyperlink>
     </w:p>
@@ -733,7 +784,7 @@
           <w:color w:val="888888"/>
           <w:sz w:val="24"/>
         </w:rPr>
-        <w:t>雷鸟创新发布第四代双目全彩AI眼镜iO+</w:t>
+        <w:t>“什么值得买”兴趣消费服务接入乐奇AI眼镜，开启“看见即搜索”新体验</w:t>
       </w:r>
     </w:p>
     <w:p>
@@ -743,7 +794,7 @@
           <w:color w:val="888888"/>
           <w:sz w:val="18"/>
         </w:rPr>
-        <w:t>来源:Bing新闻 | 时间:10-26 23:35</w:t>
+        <w:t>来源:Bing新闻 | 时间:10-27 03:53</w:t>
       </w:r>
     </w:p>
     <w:p>
@@ -754,13 +805,13 @@
         </w:rPr>
         <w:t>链接:</w:t>
       </w:r>
-      <w:hyperlink r:id="rId22">
+      <w:hyperlink r:id="rId23">
         <w:r>
           <w:rPr>
             <w:color w:val="0563C1"/>
             <w:u w:val="single"/>
           </w:rPr>
-          <w:t>雷鸟创新发布第四代双目全彩AI眼镜iO+</w:t>
+          <w:t>“什么值得买”兴趣消费服务接入乐奇AI眼镜，开启“看见即搜索”新体验</w:t>
         </w:r>
       </w:hyperlink>
     </w:p>
@@ -784,7 +835,7 @@
           <w:color w:val="888888"/>
           <w:sz w:val="24"/>
         </w:rPr>
-        <w:t>《通用大模型人气周榜TOP20》NO.6：DeepSeek 智谱等国产模型占据前四 尾部高流动性持续</w:t>
+        <w:t>AI眼镜市场热度走高，未来会被手机整合还是成为下一代个人数字入口?</w:t>
       </w:r>
     </w:p>
     <w:p>
@@ -794,7 +845,7 @@
           <w:color w:val="888888"/>
           <w:sz w:val="18"/>
         </w:rPr>
-        <w:t>来源:Bing新闻 | 时间:10-26 22:57</w:t>
+        <w:t>来源:Bing新闻 | 时间:10-27 03:45</w:t>
       </w:r>
     </w:p>
     <w:p>
@@ -805,13 +856,13 @@
         </w:rPr>
         <w:t>链接:</w:t>
       </w:r>
-      <w:hyperlink r:id="rId23">
+      <w:hyperlink r:id="rId24">
         <w:r>
           <w:rPr>
             <w:color w:val="0563C1"/>
             <w:u w:val="single"/>
           </w:rPr>
-          <w:t>《通用大模型人气周榜TOP20》NO.6：DeepSeek 智谱等国产模型占据前四 尾部高流动性持续</w:t>
+          <w:t>AI眼镜市场热度走高，未来会被手机整合还是成为下一代个人数字入口?</w:t>
         </w:r>
       </w:hyperlink>
     </w:p>
@@ -835,7 +886,7 @@
           <w:color w:val="888888"/>
           <w:sz w:val="24"/>
         </w:rPr>
-        <w:t>雷鸟 iO+首次曝光：第四代双目全彩AI眼镜即将登场</w:t>
+        <w:t>腾讯混元同声传译大模型Hy-SimulMT发布并开源 已上线Hy翻译APP</w:t>
       </w:r>
     </w:p>
     <w:p>
@@ -845,7 +896,7 @@
           <w:color w:val="888888"/>
           <w:sz w:val="18"/>
         </w:rPr>
-        <w:t>来源:Bing新闻 | 时间:10-26 22:46</w:t>
+        <w:t>来源:Bing新闻 | 时间:10-27 00:10</w:t>
       </w:r>
     </w:p>
     <w:p>
@@ -856,13 +907,13 @@
         </w:rPr>
         <w:t>链接:</w:t>
       </w:r>
-      <w:hyperlink r:id="rId24">
+      <w:hyperlink r:id="rId25">
         <w:r>
           <w:rPr>
             <w:color w:val="0563C1"/>
             <w:u w:val="single"/>
           </w:rPr>
-          <w:t>雷鸟 iO+首次曝光：第四代双目全彩AI眼镜即将登场</w:t>
+          <w:t>腾讯混元同声传译大模型Hy-SimulMT发布并开源 已上线Hy翻译APP</w:t>
         </w:r>
       </w:hyperlink>
     </w:p>
@@ -907,7 +958,7 @@
         </w:rPr>
         <w:t>链接:</w:t>
       </w:r>
-      <w:hyperlink r:id="rId25">
+      <w:hyperlink r:id="rId26">
         <w:r>
           <w:rPr>
             <w:color w:val="0563C1"/>
@@ -937,7 +988,7 @@
           <w:color w:val="888888"/>
           <w:sz w:val="24"/>
         </w:rPr>
-        <w:t>讯飞星火医疗大模型V3.7升级，AI患者管理3.0发布并启动行业标准共建</w:t>
+        <w:t>AI眼镜带动光学供应链布局，玉晶光、亚光等四家厂商加速拓展相关业务</w:t>
       </w:r>
     </w:p>
     <w:p>
@@ -947,58 +998,7 @@
           <w:color w:val="888888"/>
           <w:sz w:val="18"/>
         </w:rPr>
-        <w:t>来源:Bing新闻 | 时间:10-26 18:05</w:t>
-      </w:r>
-    </w:p>
-    <w:p>
-      <w:r>
-        <w:rPr>
-          <w:rFonts w:ascii="Times New Roman" w:hAnsi="Times New Roman" w:eastAsia="宋体"/>
-          <w:sz w:val="18"/>
-        </w:rPr>
-        <w:t>链接:</w:t>
-      </w:r>
-      <w:hyperlink r:id="rId26">
-        <w:r>
-          <w:rPr>
-            <w:color w:val="0563C1"/>
-            <w:u w:val="single"/>
-          </w:rPr>
-          <w:t>讯飞星火医疗大模型V3.7升级，AI患者管理3.0发布并启动行业标准共建</w:t>
-        </w:r>
-      </w:hyperlink>
-    </w:p>
-    <w:p>
-      <w:pPr>
-        <w:pStyle w:val="Heading3"/>
-      </w:pPr>
-      <w:r>
-        <w:rPr>
-          <w:rFonts w:ascii="Times New Roman" w:hAnsi="Times New Roman" w:eastAsia="黑体"/>
-          <w:b w:val="0"/>
-          <w:color w:val="888888"/>
-          <w:sz w:val="24"/>
-        </w:rPr>
-        <w:t>【C级·参考】</w:t>
-      </w:r>
-      <w:r>
-        <w:rPr>
-          <w:rFonts w:ascii="Times New Roman" w:hAnsi="Times New Roman" w:eastAsia="黑体"/>
-          <w:b w:val="0"/>
-          <w:color w:val="888888"/>
-          <w:sz w:val="24"/>
-        </w:rPr>
-        <w:t>抛弃反向传播也能预训练大模型，Q Labs 发布 Dust 零阶优化算法</w:t>
-      </w:r>
-    </w:p>
-    <w:p>
-      <w:r>
-        <w:rPr>
-          <w:rFonts w:ascii="Times New Roman" w:hAnsi="Times New Roman" w:eastAsia="宋体"/>
-          <w:color w:val="888888"/>
-          <w:sz w:val="18"/>
-        </w:rPr>
-        <w:t>来源:Bing新闻 | 时间:10-26 17:50</w:t>
+        <w:t>来源:Bing新闻 | 时间:10-26 19:15</w:t>
       </w:r>
     </w:p>
     <w:p>
@@ -1015,58 +1015,7 @@
             <w:color w:val="0563C1"/>
             <w:u w:val="single"/>
           </w:rPr>
-          <w:t>抛弃反向传播也能预训练大模型，Q Labs 发布 Dust 零阶优化算法</w:t>
-        </w:r>
-      </w:hyperlink>
-    </w:p>
-    <w:p>
-      <w:pPr>
-        <w:pStyle w:val="Heading3"/>
-      </w:pPr>
-      <w:r>
-        <w:rPr>
-          <w:rFonts w:ascii="Times New Roman" w:hAnsi="Times New Roman" w:eastAsia="黑体"/>
-          <w:b w:val="0"/>
-          <w:color w:val="888888"/>
-          <w:sz w:val="24"/>
-        </w:rPr>
-        <w:t>【C级·参考】</w:t>
-      </w:r>
-      <w:r>
-        <w:rPr>
-          <w:rFonts w:ascii="Times New Roman" w:hAnsi="Times New Roman" w:eastAsia="黑体"/>
-          <w:b w:val="0"/>
-          <w:color w:val="888888"/>
-          <w:sz w:val="24"/>
-        </w:rPr>
-        <w:t>AI眼镜乱战，风口上过着苦日子｜钛媒体深度</w:t>
-      </w:r>
-    </w:p>
-    <w:p>
-      <w:r>
-        <w:rPr>
-          <w:rFonts w:ascii="Times New Roman" w:hAnsi="Times New Roman" w:eastAsia="宋体"/>
-          <w:color w:val="888888"/>
-          <w:sz w:val="18"/>
-        </w:rPr>
-        <w:t>来源:Bing新闻 | 时间:10-26 15:32</w:t>
-      </w:r>
-    </w:p>
-    <w:p>
-      <w:r>
-        <w:rPr>
-          <w:rFonts w:ascii="Times New Roman" w:hAnsi="Times New Roman" w:eastAsia="宋体"/>
-          <w:sz w:val="18"/>
-        </w:rPr>
-        <w:t>链接:</w:t>
-      </w:r>
-      <w:hyperlink r:id="rId28">
-        <w:r>
-          <w:rPr>
-            <w:color w:val="0563C1"/>
-            <w:u w:val="single"/>
-          </w:rPr>
-          <w:t>AI眼镜乱战，风口上过着苦日子｜钛媒体深度</w:t>
+          <w:t>AI眼镜带动光学供应链布局，玉晶光、亚光等四家厂商加速拓展相关业务</w:t>
         </w:r>
       </w:hyperlink>
     </w:p>
@@ -1119,7 +1068,7 @@
           <w:color w:val="888888"/>
           <w:sz w:val="24"/>
         </w:rPr>
-        <w:t>佛罗里达理工大学喜提“飞行警车”：极速 102km/h 的 eVTOL 飞行器</w:t>
+        <w:t>文远知行启动全球保险合作计划，为 L4 级自动驾驶护航</w:t>
       </w:r>
     </w:p>
     <w:p>
@@ -1129,7 +1078,58 @@
           <w:color w:val="888888"/>
           <w:sz w:val="18"/>
         </w:rPr>
-        <w:t>来源:IT之家 | 时间:10-27 12:07</w:t>
+        <w:t>来源:IT之家 | 时间:10-27 20:22</w:t>
+      </w:r>
+    </w:p>
+    <w:p>
+      <w:r>
+        <w:rPr>
+          <w:rFonts w:ascii="Times New Roman" w:hAnsi="Times New Roman" w:eastAsia="宋体"/>
+          <w:sz w:val="18"/>
+        </w:rPr>
+        <w:t>链接:</w:t>
+      </w:r>
+      <w:hyperlink r:id="rId28">
+        <w:r>
+          <w:rPr>
+            <w:color w:val="0563C1"/>
+            <w:u w:val="single"/>
+          </w:rPr>
+          <w:t>文远知行启动全球保险合作计划，为 L4 级自动驾驶护航</w:t>
+        </w:r>
+      </w:hyperlink>
+    </w:p>
+    <w:p>
+      <w:pPr>
+        <w:pStyle w:val="Heading3"/>
+      </w:pPr>
+      <w:r>
+        <w:rPr>
+          <w:rFonts w:ascii="Times New Roman" w:hAnsi="Times New Roman" w:eastAsia="黑体"/>
+          <w:b w:val="0"/>
+          <w:color w:val="888888"/>
+          <w:sz w:val="24"/>
+        </w:rPr>
+        <w:t>【C级·参考】</w:t>
+      </w:r>
+      <w:r>
+        <w:rPr>
+          <w:rFonts w:ascii="Times New Roman" w:hAnsi="Times New Roman" w:eastAsia="黑体"/>
+          <w:b w:val="0"/>
+          <w:color w:val="888888"/>
+          <w:sz w:val="24"/>
+        </w:rPr>
+        <w:t>广西柳州一男子开启汽车智驾后拍摄“玩手机、吃东西”视频炫耀，被警方依法处置</w:t>
+      </w:r>
+    </w:p>
+    <w:p>
+      <w:r>
+        <w:rPr>
+          <w:rFonts w:ascii="Times New Roman" w:hAnsi="Times New Roman" w:eastAsia="宋体"/>
+          <w:color w:val="888888"/>
+          <w:sz w:val="18"/>
+        </w:rPr>
+        <w:t>来源:IT之家 | 时间:10-27 18:28</w:t>
       </w:r>
     </w:p>
     <w:p>
@@ -1146,7 +1146,58 @@
             <w:color w:val="0563C1"/>
             <w:u w:val="single"/>
           </w:rPr>
-          <w:t>佛罗里达理工大学喜提“飞行警车”：极速 102km/h 的 eVTOL 飞行器</w:t>
+          <w:t>广西柳州一男子开启汽车智驾后拍摄“玩手机、吃东西”视频炫耀，被警方依法处置</w:t>
+        </w:r>
+      </w:hyperlink>
+    </w:p>
+    <w:p>
+      <w:pPr>
+        <w:pStyle w:val="Heading3"/>
+      </w:pPr>
+      <w:r>
+        <w:rPr>
+          <w:rFonts w:ascii="Times New Roman" w:hAnsi="Times New Roman" w:eastAsia="黑体"/>
+          <w:b w:val="0"/>
+          <w:color w:val="888888"/>
+          <w:sz w:val="24"/>
+        </w:rPr>
+        <w:t>【C级·参考】</w:t>
+      </w:r>
+      <w:r>
+        <w:rPr>
+          <w:rFonts w:ascii="Times New Roman" w:hAnsi="Times New Roman" w:eastAsia="黑体"/>
+          <w:b w:val="0"/>
+          <w:color w:val="888888"/>
+          <w:sz w:val="24"/>
+        </w:rPr>
+        <w:t>比亚迪：智驾等创新业务稳步推进，将踏实做好经营</w:t>
+      </w:r>
+    </w:p>
+    <w:p>
+      <w:r>
+        <w:rPr>
+          <w:rFonts w:ascii="Times New Roman" w:hAnsi="Times New Roman" w:eastAsia="宋体"/>
+          <w:color w:val="888888"/>
+          <w:sz w:val="18"/>
+        </w:rPr>
+        <w:t>来源:IT之家 | 时间:10-27 18:23</w:t>
+      </w:r>
+    </w:p>
+    <w:p>
+      <w:r>
+        <w:rPr>
+          <w:rFonts w:ascii="Times New Roman" w:hAnsi="Times New Roman" w:eastAsia="宋体"/>
+          <w:sz w:val="18"/>
+        </w:rPr>
+        <w:t>链接:</w:t>
+      </w:r>
+      <w:hyperlink r:id="rId30">
+        <w:r>
+          <w:rPr>
+            <w:color w:val="0563C1"/>
+            <w:u w:val="single"/>
+          </w:rPr>
+          <w:t>比亚迪：智驾等创新业务稳步推进，将踏实做好经营</w:t>
         </w:r>
       </w:hyperlink>
     </w:p>
@@ -1182,7 +1233,7 @@
           <w:color w:val="888888"/>
           <w:sz w:val="24"/>
         </w:rPr>
-        <w:t>国家广电总局：交互式网络电视 IPTV 应实现开机看全屏直播功能，不得播放开机广告</w:t>
+        <w:t>欧盟委员会接受 TEMU 整改计划，此前因违反 DSA 被罚 2 亿欧元</w:t>
       </w:r>
     </w:p>
     <w:p>
@@ -1192,58 +1243,7 @@
           <w:color w:val="888888"/>
           <w:sz w:val="18"/>
         </w:rPr>
-        <w:t>来源:IT之家 | 时间:10-27 13:04</w:t>
-      </w:r>
-    </w:p>
-    <w:p>
-      <w:r>
-        <w:rPr>
-          <w:rFonts w:ascii="Times New Roman" w:hAnsi="Times New Roman" w:eastAsia="宋体"/>
-          <w:sz w:val="18"/>
-        </w:rPr>
-        <w:t>链接:</w:t>
-      </w:r>
-      <w:hyperlink r:id="rId30">
-        <w:r>
-          <w:rPr>
-            <w:color w:val="0563C1"/>
-            <w:u w:val="single"/>
-          </w:rPr>
-          <w:t>国家广电总局：交互式网络电视 IPTV 应实现开机看全屏直播功能，不得播放开机广告</w:t>
-        </w:r>
-      </w:hyperlink>
-    </w:p>
-    <w:p>
-      <w:pPr>
-        <w:pStyle w:val="Heading3"/>
-      </w:pPr>
-      <w:r>
-        <w:rPr>
-          <w:rFonts w:ascii="Times New Roman" w:hAnsi="Times New Roman" w:eastAsia="黑体"/>
-          <w:b w:val="0"/>
-          <w:color w:val="888888"/>
-          <w:sz w:val="24"/>
-        </w:rPr>
-        <w:t>【C级·参考】</w:t>
-      </w:r>
-      <w:r>
-        <w:rPr>
-          <w:rFonts w:ascii="Times New Roman" w:hAnsi="Times New Roman" w:eastAsia="黑体"/>
-          <w:b w:val="0"/>
-          <w:color w:val="888888"/>
-          <w:sz w:val="24"/>
-        </w:rPr>
-        <w:t>解决外卖进不了医院问题，顺丰速运、顺丰同城、美团共推骑手“接力送”方案</w:t>
-      </w:r>
-    </w:p>
-    <w:p>
-      <w:r>
-        <w:rPr>
-          <w:rFonts w:ascii="Times New Roman" w:hAnsi="Times New Roman" w:eastAsia="宋体"/>
-          <w:color w:val="888888"/>
-          <w:sz w:val="18"/>
-        </w:rPr>
-        <w:t>来源:IT之家 | 时间:10-27 11:48</w:t>
+        <w:t>来源:IT之家 | 时间:10-27 17:37</w:t>
       </w:r>
     </w:p>
     <w:p>
@@ -1260,7 +1260,7 @@
             <w:color w:val="0563C1"/>
             <w:u w:val="single"/>
           </w:rPr>
-          <w:t>解决外卖进不了医院问题，顺丰速运、顺丰同城、美团共推骑手“接力送”方案</w:t>
+          <w:t>欧盟委员会接受 TEMU 整改计划，此前因违反 DSA 被罚 2 亿欧元</w:t>
         </w:r>
       </w:hyperlink>
     </w:p>
@@ -1296,7 +1296,7 @@
           <w:color w:val="888888"/>
           <w:sz w:val="24"/>
         </w:rPr>
-        <w:t>华为 Mate 80 系列、Pura X 等机型游戏助手上新，实装弹幕通知、防误触范围自定义等功能</w:t>
+        <w:t>格斗游戏《碧蓝幻想 Versus：崛起》免费版 11 月 1 日终止运营，玩家可限时体验正式版全部 38 个角色</w:t>
       </w:r>
     </w:p>
     <w:p>
@@ -1306,7 +1306,7 @@
           <w:color w:val="888888"/>
           <w:sz w:val="18"/>
         </w:rPr>
-        <w:t>来源:IT之家 | 时间:10-27 12:22</w:t>
+        <w:t>来源:IT之家 | 时间:10-27 17:51</w:t>
       </w:r>
     </w:p>
     <w:p>
@@ -1323,7 +1323,7 @@
             <w:color w:val="0563C1"/>
             <w:u w:val="single"/>
           </w:rPr>
-          <w:t>华为 Mate 80 系列、Pura X 等机型游戏助手上新，实装弹幕通知、防误触范围自定义等功能</w:t>
+          <w:t>格斗游戏《碧蓝幻想 Versus：崛起》免费版 11 月 1 日终止运营，玩家可限时体验正式版全部 38 个角色</w:t>
         </w:r>
       </w:hyperlink>
     </w:p>
@@ -1347,7 +1347,7 @@
           <w:color w:val="888888"/>
           <w:sz w:val="24"/>
         </w:rPr>
-        <w:t>《仙剑奇侠传四：重制》游戏官宣 12 月 5 日公布定价、发售时间等信息</w:t>
+        <w:t>《刺客信条：黑旗 记忆重置》游戏最后一次大型更新今日上线：新增新游戏 + 模式、噩梦难度等</w:t>
       </w:r>
     </w:p>
     <w:p>
@@ -1357,7 +1357,7 @@
           <w:color w:val="888888"/>
           <w:sz w:val="18"/>
         </w:rPr>
-        <w:t>来源:IT之家 | 时间:10-27 12:13</w:t>
+        <w:t>来源:IT之家 | 时间:10-27 17:50</w:t>
       </w:r>
     </w:p>
     <w:p>
@@ -1374,7 +1374,7 @@
             <w:color w:val="0563C1"/>
             <w:u w:val="single"/>
           </w:rPr>
-          <w:t>《仙剑奇侠传四：重制》游戏官宣 12 月 5 日公布定价、发售时间等信息</w:t>
+          <w:t>《刺客信条：黑旗 记忆重置》游戏最后一次大型更新今日上线：新增新游戏 + 模式、噩梦难度等</w:t>
         </w:r>
       </w:hyperlink>
     </w:p>
@@ -1398,7 +1398,7 @@
           <w:color w:val="888888"/>
           <w:sz w:val="24"/>
         </w:rPr>
-        <w:t>国产武侠游戏《影之刃零》开启预下载，PC 需留足 300GB 空间</w:t>
+        <w:t>2027 款零跑 B10/B01 车型 OTA 更新：支持华为 HiCar4.0 手机互联、腾讯云游戏等</w:t>
       </w:r>
     </w:p>
     <w:p>
@@ -1408,7 +1408,7 @@
           <w:color w:val="888888"/>
           <w:sz w:val="18"/>
         </w:rPr>
-        <w:t>来源:IT之家 | 时间:10-27 10:28</w:t>
+        <w:t>来源:IT之家 | 时间:10-27 17:33</w:t>
       </w:r>
     </w:p>
     <w:p>
@@ -1425,7 +1425,7 @@
             <w:color w:val="0563C1"/>
             <w:u w:val="single"/>
           </w:rPr>
-          <w:t>国产武侠游戏《影之刃零》开启预下载，PC 需留足 300GB 空间</w:t>
+          <w:t>2027 款零跑 B10/B01 车型 OTA 更新：支持华为 HiCar4.0 手机互联、腾讯云游戏等</w:t>
         </w:r>
       </w:hyperlink>
     </w:p>
@@ -1449,7 +1449,7 @@
           <w:color w:val="888888"/>
           <w:sz w:val="24"/>
         </w:rPr>
-        <w:t>“拯救《质量效应》”请愿书签名人数突破 20 万，粉丝请求延续系列游戏生命</w:t>
+        <w:t>王老菊做游戏真成功了？七年打造《再再启程》获“特别好评”，玩家给足面子</w:t>
       </w:r>
     </w:p>
     <w:p>
@@ -1459,7 +1459,7 @@
           <w:color w:val="888888"/>
           <w:sz w:val="18"/>
         </w:rPr>
-        <w:t>来源:IT之家 | 时间:10-27 09:38</w:t>
+        <w:t>来源:GameLook | 时间:10-27 10:09</w:t>
       </w:r>
     </w:p>
     <w:p>
@@ -1476,7 +1476,7 @@
             <w:color w:val="0563C1"/>
             <w:u w:val="single"/>
           </w:rPr>
-          <w:t>“拯救《质量效应》”请愿书签名人数突破 20 万，粉丝请求延续系列游戏生命</w:t>
+          <w:t>王老菊做游戏真成功了？七年打造《再再启程》获“特别好评”，玩家给足面子</w:t>
         </w:r>
       </w:hyperlink>
     </w:p>
@@ -1500,7 +1500,7 @@
           <w:color w:val="888888"/>
           <w:sz w:val="24"/>
         </w:rPr>
-        <w:t>任天堂英国推出新指南，帮助家长“科学指导”子女玩游戏</w:t>
+        <w:t>微博评最有影响力游戏制作人：冯骥、梁其伟名副其实，金亨泰帕鲁FF7制作人在列</w:t>
       </w:r>
     </w:p>
     <w:p>
@@ -1510,7 +1510,7 @@
           <w:color w:val="888888"/>
           <w:sz w:val="18"/>
         </w:rPr>
-        <w:t>来源:IT之家 | 时间:10-27 09:26</w:t>
+        <w:t>来源:GameLook | 时间:10-27 09:29</w:t>
       </w:r>
     </w:p>
     <w:p>
@@ -1527,7 +1527,7 @@
             <w:color w:val="0563C1"/>
             <w:u w:val="single"/>
           </w:rPr>
-          <w:t>任天堂英国推出新指南，帮助家长“科学指导”子女玩游戏</w:t>
+          <w:t>微博评最有影响力游戏制作人：冯骥、梁其伟名副其实，金亨泰帕鲁FF7制作人在列</w:t>
         </w:r>
       </w:hyperlink>
     </w:p>
@@ -1544,9 +1544,106 @@
       </w:r>
     </w:p>
     <w:p>
+      <w:pPr>
+        <w:pStyle w:val="Heading3"/>
+      </w:pPr>
       <w:r>
-        <w:t>本线口暂无重要更新</w:t>
+        <w:rPr>
+          <w:rFonts w:ascii="Times New Roman" w:hAnsi="Times New Roman" w:eastAsia="黑体"/>
+          <w:b w:val="0"/>
+          <w:color w:val="888888"/>
+          <w:sz w:val="24"/>
+        </w:rPr>
+        <w:t>【C级·参考】</w:t>
       </w:r>
+      <w:r>
+        <w:rPr>
+          <w:rFonts w:ascii="Times New Roman" w:hAnsi="Times New Roman" w:eastAsia="黑体"/>
+          <w:b w:val="0"/>
+          <w:color w:val="888888"/>
+          <w:sz w:val="24"/>
+        </w:rPr>
+        <w:t>飞利浦上架“27M4N6500U”27 英寸显示器：2K 320Hz，国补后 2799 元</w:t>
+      </w:r>
+    </w:p>
+    <w:p>
+      <w:r>
+        <w:rPr>
+          <w:rFonts w:ascii="Times New Roman" w:hAnsi="Times New Roman" w:eastAsia="宋体"/>
+          <w:color w:val="888888"/>
+          <w:sz w:val="18"/>
+        </w:rPr>
+        <w:t>来源:IT之家 | 时间:10-27 20:55</w:t>
+      </w:r>
+    </w:p>
+    <w:p>
+      <w:r>
+        <w:rPr>
+          <w:rFonts w:ascii="Times New Roman" w:hAnsi="Times New Roman" w:eastAsia="宋体"/>
+          <w:sz w:val="18"/>
+        </w:rPr>
+        <w:t>链接:</w:t>
+      </w:r>
+      <w:hyperlink r:id="rId37">
+        <w:r>
+          <w:rPr>
+            <w:color w:val="0563C1"/>
+            <w:u w:val="single"/>
+          </w:rPr>
+          <w:t>飞利浦上架“27M4N6500U”27 英寸显示器：2K 320Hz，国补后 2799 元</w:t>
+        </w:r>
+      </w:hyperlink>
+    </w:p>
+    <w:p>
+      <w:pPr>
+        <w:pStyle w:val="Heading3"/>
+      </w:pPr>
+      <w:r>
+        <w:rPr>
+          <w:rFonts w:ascii="Times New Roman" w:hAnsi="Times New Roman" w:eastAsia="黑体"/>
+          <w:b w:val="0"/>
+          <w:color w:val="888888"/>
+          <w:sz w:val="24"/>
+        </w:rPr>
+        <w:t>【C级·参考】</w:t>
+      </w:r>
+      <w:r>
+        <w:rPr>
+          <w:rFonts w:ascii="Times New Roman" w:hAnsi="Times New Roman" w:eastAsia="黑体"/>
+          <w:b w:val="0"/>
+          <w:color w:val="888888"/>
+          <w:sz w:val="24"/>
+        </w:rPr>
+        <w:t>小米 REDMI 首款耳夹式耳机 Clip Neo 开售：单耳 5.3g 重，国补价 359.15 元</w:t>
+      </w:r>
+    </w:p>
+    <w:p>
+      <w:r>
+        <w:rPr>
+          <w:rFonts w:ascii="Times New Roman" w:hAnsi="Times New Roman" w:eastAsia="宋体"/>
+          <w:color w:val="888888"/>
+          <w:sz w:val="18"/>
+        </w:rPr>
+        <w:t>来源:IT之家 | 时间:10-27 19:34</w:t>
+      </w:r>
+    </w:p>
+    <w:p>
+      <w:r>
+        <w:rPr>
+          <w:rFonts w:ascii="Times New Roman" w:hAnsi="Times New Roman" w:eastAsia="宋体"/>
+          <w:sz w:val="18"/>
+        </w:rPr>
+        <w:t>链接:</w:t>
+      </w:r>
+      <w:hyperlink r:id="rId38">
+        <w:r>
+          <w:rPr>
+            <w:color w:val="0563C1"/>
+            <w:u w:val="single"/>
+          </w:rPr>
+          <w:t>小米 REDMI 首款耳夹式耳机 Clip Neo 开售：单耳 5.3g 重，国补价 359.15 元</w:t>
+        </w:r>
+      </w:hyperlink>
     </w:p>
     <w:p>
       <w:pPr>
@@ -1574,7 +1671,7 @@
           <w:rFonts w:ascii="Times New Roman" w:hAnsi="Times New Roman" w:eastAsia="宋体"/>
           <w:sz w:val="18"/>
         </w:rPr>
-        <w:t>IT之家(60)、HackerNews(3)、Bing新闻(13)</w:t>
+        <w:t>IT之家(60)、GameLook(14)、HackerNews(4)、Bing新闻(14)</w:t>
       </w:r>
     </w:p>
     <w:p>
@@ -1591,7 +1688,7 @@
           <w:rFonts w:ascii="Times New Roman" w:hAnsi="Times New Roman" w:eastAsia="宋体"/>
           <w:sz w:val="18"/>
         </w:rPr>
-        <w:t>36氪(no entries)、GameLook(HTTP 502)</w:t>
+        <w:t>36氪(no entries)</w:t>
       </w:r>
     </w:p>
     <w:p>

--- a/briefings/线口监测午报-2026-10-27.docx
+++ b/briefings/线口监测午报-2026-10-27.docx
@@ -22,7 +22,7 @@
           <w:color w:val="888888"/>
           <w:sz w:val="18"/>
         </w:rPr>
-        <w:t>监测窗口:近48小时 | 生成时间:2026-10-27 21:08</w:t>
+        <w:t>监测窗口:近48小时 | 生成时间:2026-10-27 22:21</w:t>
       </w:r>
     </w:p>
     <w:p>
@@ -70,7 +70,7 @@
           <w:color w:val="888888"/>
           <w:sz w:val="24"/>
         </w:rPr>
-        <w:t>荷兰计划用 AI 取代 2.5 万个政府工作岗位，目标节省 35 亿欧元</w:t>
+        <w:t>继英伟达 30 亿美元之后：AMD 也宣布向 Meta 投资 10 亿美元深化 AI 基础设施合作，覆盖 EPYC、Instinct GPU、ROCm 软件</w:t>
       </w:r>
     </w:p>
     <w:p>
@@ -80,7 +80,7 @@
           <w:color w:val="888888"/>
           <w:sz w:val="18"/>
         </w:rPr>
-        <w:t>来源:IT之家 | 时间:10-27 18:42</w:t>
+        <w:t>来源:IT之家 | 时间:10-27 22:08</w:t>
       </w:r>
     </w:p>
     <w:p>
@@ -97,7 +97,7 @@
             <w:color w:val="0563C1"/>
             <w:u w:val="single"/>
           </w:rPr>
-          <w:t>荷兰计划用 AI 取代 2.5 万个政府工作岗位，目标节省 35 亿欧元</w:t>
+          <w:t>继英伟达 30 亿美元之后：AMD 也宣布向 Meta 投资 10 亿美元深化 AI 基础设施合作，覆盖 EPYC、Instinct GPU、ROCm 软件</w:t>
         </w:r>
       </w:hyperlink>
     </w:p>
@@ -121,7 +121,7 @@
           <w:color w:val="888888"/>
           <w:sz w:val="24"/>
         </w:rPr>
-        <w:t>南非女作家借 AI 约 20 个月出版 371 本书引争议，自称年收入超百万美元</w:t>
+        <w:t>苹果 Apple 创作坊新增 AI 功能和更多创意工具，11 月免费更新上线</w:t>
       </w:r>
     </w:p>
     <w:p>
@@ -131,7 +131,7 @@
           <w:color w:val="888888"/>
           <w:sz w:val="18"/>
         </w:rPr>
-        <w:t>来源:IT之家 | 时间:10-27 17:31</w:t>
+        <w:t>来源:IT之家 | 时间:10-27 21:19</w:t>
       </w:r>
     </w:p>
     <w:p>
@@ -148,7 +148,7 @@
             <w:color w:val="0563C1"/>
             <w:u w:val="single"/>
           </w:rPr>
-          <w:t>南非女作家借 AI 约 20 个月出版 371 本书引争议，自称年收入超百万美元</w:t>
+          <w:t>苹果 Apple 创作坊新增 AI 功能和更多创意工具，11 月免费更新上线</w:t>
         </w:r>
       </w:hyperlink>
     </w:p>
@@ -172,7 +172,7 @@
           <w:color w:val="888888"/>
           <w:sz w:val="24"/>
         </w:rPr>
-        <w:t>上海“星枢计划”目标 2032 年完成千星部署，百万级 TOPS 算力上天</w:t>
+        <w:t>Wikipedia's Cleanup of AI-Generated Content</w:t>
       </w:r>
     </w:p>
     <w:p>
@@ -182,7 +182,7 @@
           <w:color w:val="888888"/>
           <w:sz w:val="18"/>
         </w:rPr>
-        <w:t>来源:IT之家 | 时间:10-27 17:26</w:t>
+        <w:t>来源:Hacker News | 时间:10-27 19:08</w:t>
       </w:r>
     </w:p>
     <w:p>
@@ -199,7 +199,109 @@
             <w:color w:val="0563C1"/>
             <w:u w:val="single"/>
           </w:rPr>
-          <w:t>上海“星枢计划”目标 2032 年完成千星部署，百万级 TOPS 算力上天</w:t>
+          <w:t>Wikipedia's Cleanup of AI-Generated Content</w:t>
+        </w:r>
+      </w:hyperlink>
+    </w:p>
+    <w:p>
+      <w:pPr>
+        <w:pStyle w:val="Heading3"/>
+      </w:pPr>
+      <w:r>
+        <w:rPr>
+          <w:rFonts w:ascii="Times New Roman" w:hAnsi="Times New Roman" w:eastAsia="黑体"/>
+          <w:b w:val="0"/>
+          <w:color w:val="888888"/>
+          <w:sz w:val="24"/>
+        </w:rPr>
+        <w:t>【C级·参考】</w:t>
+      </w:r>
+      <w:r>
+        <w:rPr>
+          <w:rFonts w:ascii="Times New Roman" w:hAnsi="Times New Roman" w:eastAsia="黑体"/>
+          <w:b w:val="0"/>
+          <w:color w:val="888888"/>
+          <w:sz w:val="24"/>
+        </w:rPr>
+        <w:t>AI promised less work. I've never worked more</w:t>
+      </w:r>
+    </w:p>
+    <w:p>
+      <w:r>
+        <w:rPr>
+          <w:rFonts w:ascii="Times New Roman" w:hAnsi="Times New Roman" w:eastAsia="宋体"/>
+          <w:color w:val="888888"/>
+          <w:sz w:val="18"/>
+        </w:rPr>
+        <w:t>来源:Hacker News | 时间:10-27 19:08</w:t>
+      </w:r>
+    </w:p>
+    <w:p>
+      <w:r>
+        <w:rPr>
+          <w:rFonts w:ascii="Times New Roman" w:hAnsi="Times New Roman" w:eastAsia="宋体"/>
+          <w:sz w:val="18"/>
+        </w:rPr>
+        <w:t>链接:</w:t>
+      </w:r>
+      <w:hyperlink r:id="rId12">
+        <w:r>
+          <w:rPr>
+            <w:color w:val="0563C1"/>
+            <w:u w:val="single"/>
+          </w:rPr>
+          <w:t>AI promised less work. I've never worked more</w:t>
+        </w:r>
+      </w:hyperlink>
+    </w:p>
+    <w:p>
+      <w:pPr>
+        <w:pStyle w:val="Heading3"/>
+      </w:pPr>
+      <w:r>
+        <w:rPr>
+          <w:rFonts w:ascii="Times New Roman" w:hAnsi="Times New Roman" w:eastAsia="黑体"/>
+          <w:b w:val="0"/>
+          <w:color w:val="888888"/>
+          <w:sz w:val="24"/>
+        </w:rPr>
+        <w:t>【C级·参考】</w:t>
+      </w:r>
+      <w:r>
+        <w:rPr>
+          <w:rFonts w:ascii="Times New Roman" w:hAnsi="Times New Roman" w:eastAsia="黑体"/>
+          <w:b w:val="0"/>
+          <w:color w:val="888888"/>
+          <w:sz w:val="24"/>
+        </w:rPr>
+        <w:t>荷兰计划用 AI 取代 2.5 万个政府工作岗位，目标节省 35 亿欧元</w:t>
+      </w:r>
+    </w:p>
+    <w:p>
+      <w:r>
+        <w:rPr>
+          <w:rFonts w:ascii="Times New Roman" w:hAnsi="Times New Roman" w:eastAsia="宋体"/>
+          <w:color w:val="888888"/>
+          <w:sz w:val="18"/>
+        </w:rPr>
+        <w:t>来源:IT之家 | 时间:10-27 18:42</w:t>
+      </w:r>
+    </w:p>
+    <w:p>
+      <w:r>
+        <w:rPr>
+          <w:rFonts w:ascii="Times New Roman" w:hAnsi="Times New Roman" w:eastAsia="宋体"/>
+          <w:sz w:val="18"/>
+        </w:rPr>
+        <w:t>链接:</w:t>
+      </w:r>
+      <w:hyperlink r:id="rId13">
+        <w:r>
+          <w:rPr>
+            <w:color w:val="0563C1"/>
+            <w:u w:val="single"/>
+          </w:rPr>
+          <w:t>荷兰计划用 AI 取代 2.5 万个政府工作岗位，目标节省 35 亿欧元</w:t>
         </w:r>
       </w:hyperlink>
     </w:p>
@@ -244,7 +346,7 @@
         </w:rPr>
         <w:t>链接:</w:t>
       </w:r>
-      <w:hyperlink r:id="rId12">
+      <w:hyperlink r:id="rId14">
         <w:r>
           <w:rPr>
             <w:color w:val="0563C1"/>
@@ -295,64 +397,13 @@
         </w:rPr>
         <w:t>链接:</w:t>
       </w:r>
-      <w:hyperlink r:id="rId13">
+      <w:hyperlink r:id="rId15">
         <w:r>
           <w:rPr>
             <w:color w:val="0563C1"/>
             <w:u w:val="single"/>
           </w:rPr>
           <w:t>AI眼镜这么火，歌尔Q3却少卖24亿，224亿库存等什么 ？</w:t>
-        </w:r>
-      </w:hyperlink>
-    </w:p>
-    <w:p>
-      <w:pPr>
-        <w:pStyle w:val="Heading3"/>
-      </w:pPr>
-      <w:r>
-        <w:rPr>
-          <w:rFonts w:ascii="Times New Roman" w:hAnsi="Times New Roman" w:eastAsia="黑体"/>
-          <w:b w:val="0"/>
-          <w:color w:val="888888"/>
-          <w:sz w:val="24"/>
-        </w:rPr>
-        <w:t>【C级·参考】</w:t>
-      </w:r>
-      <w:r>
-        <w:rPr>
-          <w:rFonts w:ascii="Times New Roman" w:hAnsi="Times New Roman" w:eastAsia="黑体"/>
-          <w:b w:val="0"/>
-          <w:color w:val="888888"/>
-          <w:sz w:val="24"/>
-        </w:rPr>
-        <w:t>乐奇发布全彩AI眼镜与交互戒指，全彩AI眼镜起售价4999元</w:t>
-      </w:r>
-    </w:p>
-    <w:p>
-      <w:r>
-        <w:rPr>
-          <w:rFonts w:ascii="Times New Roman" w:hAnsi="Times New Roman" w:eastAsia="宋体"/>
-          <w:color w:val="888888"/>
-          <w:sz w:val="18"/>
-        </w:rPr>
-        <w:t>来源:Bing新闻 | 时间:10-27 12:15</w:t>
-      </w:r>
-    </w:p>
-    <w:p>
-      <w:r>
-        <w:rPr>
-          <w:rFonts w:ascii="Times New Roman" w:hAnsi="Times New Roman" w:eastAsia="宋体"/>
-          <w:sz w:val="18"/>
-        </w:rPr>
-        <w:t>链接:</w:t>
-      </w:r>
-      <w:hyperlink r:id="rId14">
-        <w:r>
-          <w:rPr>
-            <w:color w:val="0563C1"/>
-            <w:u w:val="single"/>
-          </w:rPr>
-          <w:t>乐奇发布全彩AI眼镜与交互戒指，全彩AI眼镜起售价4999元</w:t>
         </w:r>
       </w:hyperlink>
     </w:p>
@@ -397,64 +448,13 @@
         </w:rPr>
         <w:t>链接:</w:t>
       </w:r>
-      <w:hyperlink r:id="rId15">
+      <w:hyperlink r:id="rId16">
         <w:r>
           <w:rPr>
             <w:color w:val="0563C1"/>
             <w:u w:val="single"/>
           </w:rPr>
           <w:t>刘云峰调研瓯海眼镜小镇建设和 AI 眼镜产业发展工作</w:t>
-        </w:r>
-      </w:hyperlink>
-    </w:p>
-    <w:p>
-      <w:pPr>
-        <w:pStyle w:val="Heading3"/>
-      </w:pPr>
-      <w:r>
-        <w:rPr>
-          <w:rFonts w:ascii="Times New Roman" w:hAnsi="Times New Roman" w:eastAsia="黑体"/>
-          <w:b w:val="0"/>
-          <w:color w:val="888888"/>
-          <w:sz w:val="24"/>
-        </w:rPr>
-        <w:t>【C级·参考】</w:t>
-      </w:r>
-      <w:r>
-        <w:rPr>
-          <w:rFonts w:ascii="Times New Roman" w:hAnsi="Times New Roman" w:eastAsia="黑体"/>
-          <w:b w:val="0"/>
-          <w:color w:val="888888"/>
-          <w:sz w:val="24"/>
-        </w:rPr>
-        <w:t>获日本文化勋章，宫本茂采访：“游戏变成三代人娱乐”，“创意是1、AI是0”</w:t>
-      </w:r>
-    </w:p>
-    <w:p>
-      <w:r>
-        <w:rPr>
-          <w:rFonts w:ascii="Times New Roman" w:hAnsi="Times New Roman" w:eastAsia="宋体"/>
-          <w:color w:val="888888"/>
-          <w:sz w:val="18"/>
-        </w:rPr>
-        <w:t>来源:GameLook | 时间:10-27 10:41</w:t>
-      </w:r>
-    </w:p>
-    <w:p>
-      <w:r>
-        <w:rPr>
-          <w:rFonts w:ascii="Times New Roman" w:hAnsi="Times New Roman" w:eastAsia="宋体"/>
-          <w:sz w:val="18"/>
-        </w:rPr>
-        <w:t>链接:</w:t>
-      </w:r>
-      <w:hyperlink r:id="rId16">
-        <w:r>
-          <w:rPr>
-            <w:color w:val="0563C1"/>
-            <w:u w:val="single"/>
-          </w:rPr>
-          <w:t>获日本文化勋章，宫本茂采访：“游戏变成三代人娱乐”，“创意是1、AI是0”</w:t>
         </w:r>
       </w:hyperlink>
     </w:p>
@@ -733,57 +733,6 @@
           <w:color w:val="888888"/>
           <w:sz w:val="24"/>
         </w:rPr>
-        <w:t>千问办公接入乐奇AI眼镜，一句话发起任务</w:t>
-      </w:r>
-    </w:p>
-    <w:p>
-      <w:r>
-        <w:rPr>
-          <w:rFonts w:ascii="Times New Roman" w:hAnsi="Times New Roman" w:eastAsia="宋体"/>
-          <w:color w:val="888888"/>
-          <w:sz w:val="18"/>
-        </w:rPr>
-        <w:t>来源:Bing新闻 | 时间:10-27 04:22</w:t>
-      </w:r>
-    </w:p>
-    <w:p>
-      <w:r>
-        <w:rPr>
-          <w:rFonts w:ascii="Times New Roman" w:hAnsi="Times New Roman" w:eastAsia="宋体"/>
-          <w:sz w:val="18"/>
-        </w:rPr>
-        <w:t>链接:</w:t>
-      </w:r>
-      <w:hyperlink r:id="rId22">
-        <w:r>
-          <w:rPr>
-            <w:color w:val="0563C1"/>
-            <w:u w:val="single"/>
-          </w:rPr>
-          <w:t>千问办公接入乐奇AI眼镜，一句话发起任务</w:t>
-        </w:r>
-      </w:hyperlink>
-    </w:p>
-    <w:p>
-      <w:pPr>
-        <w:pStyle w:val="Heading3"/>
-      </w:pPr>
-      <w:r>
-        <w:rPr>
-          <w:rFonts w:ascii="Times New Roman" w:hAnsi="Times New Roman" w:eastAsia="黑体"/>
-          <w:b w:val="0"/>
-          <w:color w:val="888888"/>
-          <w:sz w:val="24"/>
-        </w:rPr>
-        <w:t>【C级·参考】</w:t>
-      </w:r>
-      <w:r>
-        <w:rPr>
-          <w:rFonts w:ascii="Times New Roman" w:hAnsi="Times New Roman" w:eastAsia="黑体"/>
-          <w:b w:val="0"/>
-          <w:color w:val="888888"/>
-          <w:sz w:val="24"/>
-        </w:rPr>
         <w:t>“什么值得买”兴趣消费服务接入乐奇AI眼镜，开启“看见即搜索”新体验</w:t>
       </w:r>
     </w:p>
@@ -805,7 +754,7 @@
         </w:rPr>
         <w:t>链接:</w:t>
       </w:r>
-      <w:hyperlink r:id="rId23">
+      <w:hyperlink r:id="rId22">
         <w:r>
           <w:rPr>
             <w:color w:val="0563C1"/>
@@ -856,64 +805,13 @@
         </w:rPr>
         <w:t>链接:</w:t>
       </w:r>
-      <w:hyperlink r:id="rId24">
+      <w:hyperlink r:id="rId23">
         <w:r>
           <w:rPr>
             <w:color w:val="0563C1"/>
             <w:u w:val="single"/>
           </w:rPr>
           <w:t>AI眼镜市场热度走高，未来会被手机整合还是成为下一代个人数字入口?</w:t>
-        </w:r>
-      </w:hyperlink>
-    </w:p>
-    <w:p>
-      <w:pPr>
-        <w:pStyle w:val="Heading3"/>
-      </w:pPr>
-      <w:r>
-        <w:rPr>
-          <w:rFonts w:ascii="Times New Roman" w:hAnsi="Times New Roman" w:eastAsia="黑体"/>
-          <w:b w:val="0"/>
-          <w:color w:val="888888"/>
-          <w:sz w:val="24"/>
-        </w:rPr>
-        <w:t>【C级·参考】</w:t>
-      </w:r>
-      <w:r>
-        <w:rPr>
-          <w:rFonts w:ascii="Times New Roman" w:hAnsi="Times New Roman" w:eastAsia="黑体"/>
-          <w:b w:val="0"/>
-          <w:color w:val="888888"/>
-          <w:sz w:val="24"/>
-        </w:rPr>
-        <w:t>腾讯混元同声传译大模型Hy-SimulMT发布并开源 已上线Hy翻译APP</w:t>
-      </w:r>
-    </w:p>
-    <w:p>
-      <w:r>
-        <w:rPr>
-          <w:rFonts w:ascii="Times New Roman" w:hAnsi="Times New Roman" w:eastAsia="宋体"/>
-          <w:color w:val="888888"/>
-          <w:sz w:val="18"/>
-        </w:rPr>
-        <w:t>来源:Bing新闻 | 时间:10-27 00:10</w:t>
-      </w:r>
-    </w:p>
-    <w:p>
-      <w:r>
-        <w:rPr>
-          <w:rFonts w:ascii="Times New Roman" w:hAnsi="Times New Roman" w:eastAsia="宋体"/>
-          <w:sz w:val="18"/>
-        </w:rPr>
-        <w:t>链接:</w:t>
-      </w:r>
-      <w:hyperlink r:id="rId25">
-        <w:r>
-          <w:rPr>
-            <w:color w:val="0563C1"/>
-            <w:u w:val="single"/>
-          </w:rPr>
-          <w:t>腾讯混元同声传译大模型Hy-SimulMT发布并开源 已上线Hy翻译APP</w:t>
         </w:r>
       </w:hyperlink>
     </w:p>
@@ -958,7 +856,7 @@
         </w:rPr>
         <w:t>链接:</w:t>
       </w:r>
-      <w:hyperlink r:id="rId26">
+      <w:hyperlink r:id="rId24">
         <w:r>
           <w:rPr>
             <w:color w:val="0563C1"/>
@@ -1009,13 +907,64 @@
         </w:rPr>
         <w:t>链接:</w:t>
       </w:r>
-      <w:hyperlink r:id="rId27">
+      <w:hyperlink r:id="rId25">
         <w:r>
           <w:rPr>
             <w:color w:val="0563C1"/>
             <w:u w:val="single"/>
           </w:rPr>
           <w:t>AI眼镜带动光学供应链布局，玉晶光、亚光等四家厂商加速拓展相关业务</w:t>
+        </w:r>
+      </w:hyperlink>
+    </w:p>
+    <w:p>
+      <w:pPr>
+        <w:pStyle w:val="Heading3"/>
+      </w:pPr>
+      <w:r>
+        <w:rPr>
+          <w:rFonts w:ascii="Times New Roman" w:hAnsi="Times New Roman" w:eastAsia="黑体"/>
+          <w:b w:val="0"/>
+          <w:color w:val="888888"/>
+          <w:sz w:val="24"/>
+        </w:rPr>
+        <w:t>【C级·参考】</w:t>
+      </w:r>
+      <w:r>
+        <w:rPr>
+          <w:rFonts w:ascii="Times New Roman" w:hAnsi="Times New Roman" w:eastAsia="黑体"/>
+          <w:b w:val="0"/>
+          <w:color w:val="888888"/>
+          <w:sz w:val="24"/>
+        </w:rPr>
+        <w:t>讯飞星火医疗大模型V3.7升级，AI患者管理3.0发布并启动行业标准共建</w:t>
+      </w:r>
+    </w:p>
+    <w:p>
+      <w:r>
+        <w:rPr>
+          <w:rFonts w:ascii="Times New Roman" w:hAnsi="Times New Roman" w:eastAsia="宋体"/>
+          <w:color w:val="888888"/>
+          <w:sz w:val="18"/>
+        </w:rPr>
+        <w:t>来源:Bing新闻 | 时间:10-26 18:05</w:t>
+      </w:r>
+    </w:p>
+    <w:p>
+      <w:r>
+        <w:rPr>
+          <w:rFonts w:ascii="Times New Roman" w:hAnsi="Times New Roman" w:eastAsia="宋体"/>
+          <w:sz w:val="18"/>
+        </w:rPr>
+        <w:t>链接:</w:t>
+      </w:r>
+      <w:hyperlink r:id="rId26">
+        <w:r>
+          <w:rPr>
+            <w:color w:val="0563C1"/>
+            <w:u w:val="single"/>
+          </w:rPr>
+          <w:t>讯飞星火医疗大模型V3.7升级，AI患者管理3.0发布并启动行业标准共建</w:t>
         </w:r>
       </w:hyperlink>
     </w:p>
@@ -1089,7 +1038,7 @@
         </w:rPr>
         <w:t>链接:</w:t>
       </w:r>
-      <w:hyperlink r:id="rId28">
+      <w:hyperlink r:id="rId27">
         <w:r>
           <w:rPr>
             <w:color w:val="0563C1"/>
@@ -1140,7 +1089,7 @@
         </w:rPr>
         <w:t>链接:</w:t>
       </w:r>
-      <w:hyperlink r:id="rId29">
+      <w:hyperlink r:id="rId28">
         <w:r>
           <w:rPr>
             <w:color w:val="0563C1"/>
@@ -1191,7 +1140,7 @@
         </w:rPr>
         <w:t>链接:</w:t>
       </w:r>
-      <w:hyperlink r:id="rId30">
+      <w:hyperlink r:id="rId29">
         <w:r>
           <w:rPr>
             <w:color w:val="0563C1"/>
@@ -1214,6 +1163,23 @@
       </w:r>
     </w:p>
     <w:p>
+      <w:r>
+        <w:t>本线口暂无重要更新</w:t>
+      </w:r>
+    </w:p>
+    <w:p>
+      <w:pPr>
+        <w:pStyle w:val="Heading2"/>
+      </w:pPr>
+      <w:r>
+        <w:rPr>
+          <w:rFonts w:ascii="Times New Roman" w:hAnsi="Times New Roman" w:eastAsia="黑体"/>
+          <w:sz w:val="28"/>
+        </w:rPr>
+        <w:t>游戏/电竞/平台公司</w:t>
+      </w:r>
+    </w:p>
+    <w:p>
       <w:pPr>
         <w:pStyle w:val="Heading3"/>
       </w:pPr>
@@ -1233,7 +1199,7 @@
           <w:color w:val="888888"/>
           <w:sz w:val="24"/>
         </w:rPr>
-        <w:t>欧盟委员会接受 TEMU 整改计划，此前因违反 DSA 被罚 2 亿欧元</w:t>
+        <w:t>《全境封锁》系列累计玩家达到 5000 万，3 代游戏仍在开发中</w:t>
       </w:r>
     </w:p>
     <w:p>
@@ -1243,7 +1209,58 @@
           <w:color w:val="888888"/>
           <w:sz w:val="18"/>
         </w:rPr>
-        <w:t>来源:IT之家 | 时间:10-27 17:37</w:t>
+        <w:t>来源:IT之家 | 时间:10-27 22:16</w:t>
+      </w:r>
+    </w:p>
+    <w:p>
+      <w:r>
+        <w:rPr>
+          <w:rFonts w:ascii="Times New Roman" w:hAnsi="Times New Roman" w:eastAsia="宋体"/>
+          <w:sz w:val="18"/>
+        </w:rPr>
+        <w:t>链接:</w:t>
+      </w:r>
+      <w:hyperlink r:id="rId30">
+        <w:r>
+          <w:rPr>
+            <w:color w:val="0563C1"/>
+            <w:u w:val="single"/>
+          </w:rPr>
+          <w:t>《全境封锁》系列累计玩家达到 5000 万，3 代游戏仍在开发中</w:t>
+        </w:r>
+      </w:hyperlink>
+    </w:p>
+    <w:p>
+      <w:pPr>
+        <w:pStyle w:val="Heading3"/>
+      </w:pPr>
+      <w:r>
+        <w:rPr>
+          <w:rFonts w:ascii="Times New Roman" w:hAnsi="Times New Roman" w:eastAsia="黑体"/>
+          <w:b w:val="0"/>
+          <w:color w:val="888888"/>
+          <w:sz w:val="24"/>
+        </w:rPr>
+        <w:t>【C级·参考】</w:t>
+      </w:r>
+      <w:r>
+        <w:rPr>
+          <w:rFonts w:ascii="Times New Roman" w:hAnsi="Times New Roman" w:eastAsia="黑体"/>
+          <w:b w:val="0"/>
+          <w:color w:val="888888"/>
+          <w:sz w:val="24"/>
+        </w:rPr>
+        <w:t>消息称 R 星已向媒体发放《GTA6》游戏评测码，11 月 18 日解禁</w:t>
+      </w:r>
+    </w:p>
+    <w:p>
+      <w:r>
+        <w:rPr>
+          <w:rFonts w:ascii="Times New Roman" w:hAnsi="Times New Roman" w:eastAsia="宋体"/>
+          <w:color w:val="888888"/>
+          <w:sz w:val="18"/>
+        </w:rPr>
+        <w:t>来源:IT之家 | 时间:10-27 21:42</w:t>
       </w:r>
     </w:p>
     <w:p>
@@ -1260,21 +1277,111 @@
             <w:color w:val="0563C1"/>
             <w:u w:val="single"/>
           </w:rPr>
-          <w:t>欧盟委员会接受 TEMU 整改计划，此前因违反 DSA 被罚 2 亿欧元</w:t>
+          <w:t>消息称 R 星已向媒体发放《GTA6》游戏评测码，11 月 18 日解禁</w:t>
         </w:r>
       </w:hyperlink>
     </w:p>
     <w:p>
       <w:pPr>
-        <w:pStyle w:val="Heading2"/>
+        <w:pStyle w:val="Heading3"/>
       </w:pPr>
       <w:r>
         <w:rPr>
           <w:rFonts w:ascii="Times New Roman" w:hAnsi="Times New Roman" w:eastAsia="黑体"/>
-          <w:sz w:val="28"/>
+          <w:b w:val="0"/>
+          <w:color w:val="888888"/>
+          <w:sz w:val="24"/>
         </w:rPr>
-        <w:t>游戏/电竞/平台公司</w:t>
+        <w:t>【C级·参考】</w:t>
       </w:r>
+      <w:r>
+        <w:rPr>
+          <w:rFonts w:ascii="Times New Roman" w:hAnsi="Times New Roman" w:eastAsia="黑体"/>
+          <w:b w:val="0"/>
+          <w:color w:val="888888"/>
+          <w:sz w:val="24"/>
+        </w:rPr>
+        <w:t>Steam 新一周游戏销量榜公布：《使命召唤：现代战争 4》全球连冠，《影之刃零》国区登顶</w:t>
+      </w:r>
+    </w:p>
+    <w:p>
+      <w:r>
+        <w:rPr>
+          <w:rFonts w:ascii="Times New Roman" w:hAnsi="Times New Roman" w:eastAsia="宋体"/>
+          <w:color w:val="888888"/>
+          <w:sz w:val="18"/>
+        </w:rPr>
+        <w:t>来源:IT之家 | 时间:10-27 21:30</w:t>
+      </w:r>
+    </w:p>
+    <w:p>
+      <w:r>
+        <w:rPr>
+          <w:rFonts w:ascii="Times New Roman" w:hAnsi="Times New Roman" w:eastAsia="宋体"/>
+          <w:sz w:val="18"/>
+        </w:rPr>
+        <w:t>链接:</w:t>
+      </w:r>
+      <w:hyperlink r:id="rId32">
+        <w:r>
+          <w:rPr>
+            <w:color w:val="0563C1"/>
+            <w:u w:val="single"/>
+          </w:rPr>
+          <w:t>Steam 新一周游戏销量榜公布：《使命召唤：现代战争 4》全球连冠，《影之刃零》国区登顶</w:t>
+        </w:r>
+      </w:hyperlink>
+    </w:p>
+    <w:p>
+      <w:pPr>
+        <w:pStyle w:val="Heading3"/>
+      </w:pPr>
+      <w:r>
+        <w:rPr>
+          <w:rFonts w:ascii="Times New Roman" w:hAnsi="Times New Roman" w:eastAsia="黑体"/>
+          <w:b w:val="0"/>
+          <w:color w:val="888888"/>
+          <w:sz w:val="24"/>
+        </w:rPr>
+        <w:t>【C级·参考】</w:t>
+      </w:r>
+      <w:r>
+        <w:rPr>
+          <w:rFonts w:ascii="Times New Roman" w:hAnsi="Times New Roman" w:eastAsia="黑体"/>
+          <w:b w:val="0"/>
+          <w:color w:val="888888"/>
+          <w:sz w:val="24"/>
+        </w:rPr>
+        <w:t>抖音集团副总裁李亮：腾讯短剧、短视频增长速度远远超过抖音和红果</w:t>
+      </w:r>
+    </w:p>
+    <w:p>
+      <w:r>
+        <w:rPr>
+          <w:rFonts w:ascii="Times New Roman" w:hAnsi="Times New Roman" w:eastAsia="宋体"/>
+          <w:color w:val="888888"/>
+          <w:sz w:val="18"/>
+        </w:rPr>
+        <w:t>来源:IT之家 | 时间:10-27 21:23</w:t>
+      </w:r>
+    </w:p>
+    <w:p>
+      <w:r>
+        <w:rPr>
+          <w:rFonts w:ascii="Times New Roman" w:hAnsi="Times New Roman" w:eastAsia="宋体"/>
+          <w:sz w:val="18"/>
+        </w:rPr>
+        <w:t>链接:</w:t>
+      </w:r>
+      <w:hyperlink r:id="rId33">
+        <w:r>
+          <w:rPr>
+            <w:color w:val="0563C1"/>
+            <w:u w:val="single"/>
+          </w:rPr>
+          <w:t>抖音集团副总裁李亮：腾讯短剧、短视频增长速度远远超过抖音和红果</w:t>
+        </w:r>
+      </w:hyperlink>
     </w:p>
     <w:p>
       <w:pPr>
@@ -1317,7 +1424,7 @@
         </w:rPr>
         <w:t>链接:</w:t>
       </w:r>
-      <w:hyperlink r:id="rId32">
+      <w:hyperlink r:id="rId34">
         <w:r>
           <w:rPr>
             <w:color w:val="0563C1"/>
@@ -1368,166 +1475,13 @@
         </w:rPr>
         <w:t>链接:</w:t>
       </w:r>
-      <w:hyperlink r:id="rId33">
+      <w:hyperlink r:id="rId35">
         <w:r>
           <w:rPr>
             <w:color w:val="0563C1"/>
             <w:u w:val="single"/>
           </w:rPr>
           <w:t>《刺客信条：黑旗 记忆重置》游戏最后一次大型更新今日上线：新增新游戏 + 模式、噩梦难度等</w:t>
-        </w:r>
-      </w:hyperlink>
-    </w:p>
-    <w:p>
-      <w:pPr>
-        <w:pStyle w:val="Heading3"/>
-      </w:pPr>
-      <w:r>
-        <w:rPr>
-          <w:rFonts w:ascii="Times New Roman" w:hAnsi="Times New Roman" w:eastAsia="黑体"/>
-          <w:b w:val="0"/>
-          <w:color w:val="888888"/>
-          <w:sz w:val="24"/>
-        </w:rPr>
-        <w:t>【C级·参考】</w:t>
-      </w:r>
-      <w:r>
-        <w:rPr>
-          <w:rFonts w:ascii="Times New Roman" w:hAnsi="Times New Roman" w:eastAsia="黑体"/>
-          <w:b w:val="0"/>
-          <w:color w:val="888888"/>
-          <w:sz w:val="24"/>
-        </w:rPr>
-        <w:t>2027 款零跑 B10/B01 车型 OTA 更新：支持华为 HiCar4.0 手机互联、腾讯云游戏等</w:t>
-      </w:r>
-    </w:p>
-    <w:p>
-      <w:r>
-        <w:rPr>
-          <w:rFonts w:ascii="Times New Roman" w:hAnsi="Times New Roman" w:eastAsia="宋体"/>
-          <w:color w:val="888888"/>
-          <w:sz w:val="18"/>
-        </w:rPr>
-        <w:t>来源:IT之家 | 时间:10-27 17:33</w:t>
-      </w:r>
-    </w:p>
-    <w:p>
-      <w:r>
-        <w:rPr>
-          <w:rFonts w:ascii="Times New Roman" w:hAnsi="Times New Roman" w:eastAsia="宋体"/>
-          <w:sz w:val="18"/>
-        </w:rPr>
-        <w:t>链接:</w:t>
-      </w:r>
-      <w:hyperlink r:id="rId34">
-        <w:r>
-          <w:rPr>
-            <w:color w:val="0563C1"/>
-            <w:u w:val="single"/>
-          </w:rPr>
-          <w:t>2027 款零跑 B10/B01 车型 OTA 更新：支持华为 HiCar4.0 手机互联、腾讯云游戏等</w:t>
-        </w:r>
-      </w:hyperlink>
-    </w:p>
-    <w:p>
-      <w:pPr>
-        <w:pStyle w:val="Heading3"/>
-      </w:pPr>
-      <w:r>
-        <w:rPr>
-          <w:rFonts w:ascii="Times New Roman" w:hAnsi="Times New Roman" w:eastAsia="黑体"/>
-          <w:b w:val="0"/>
-          <w:color w:val="888888"/>
-          <w:sz w:val="24"/>
-        </w:rPr>
-        <w:t>【C级·参考】</w:t>
-      </w:r>
-      <w:r>
-        <w:rPr>
-          <w:rFonts w:ascii="Times New Roman" w:hAnsi="Times New Roman" w:eastAsia="黑体"/>
-          <w:b w:val="0"/>
-          <w:color w:val="888888"/>
-          <w:sz w:val="24"/>
-        </w:rPr>
-        <w:t>王老菊做游戏真成功了？七年打造《再再启程》获“特别好评”，玩家给足面子</w:t>
-      </w:r>
-    </w:p>
-    <w:p>
-      <w:r>
-        <w:rPr>
-          <w:rFonts w:ascii="Times New Roman" w:hAnsi="Times New Roman" w:eastAsia="宋体"/>
-          <w:color w:val="888888"/>
-          <w:sz w:val="18"/>
-        </w:rPr>
-        <w:t>来源:GameLook | 时间:10-27 10:09</w:t>
-      </w:r>
-    </w:p>
-    <w:p>
-      <w:r>
-        <w:rPr>
-          <w:rFonts w:ascii="Times New Roman" w:hAnsi="Times New Roman" w:eastAsia="宋体"/>
-          <w:sz w:val="18"/>
-        </w:rPr>
-        <w:t>链接:</w:t>
-      </w:r>
-      <w:hyperlink r:id="rId35">
-        <w:r>
-          <w:rPr>
-            <w:color w:val="0563C1"/>
-            <w:u w:val="single"/>
-          </w:rPr>
-          <w:t>王老菊做游戏真成功了？七年打造《再再启程》获“特别好评”，玩家给足面子</w:t>
-        </w:r>
-      </w:hyperlink>
-    </w:p>
-    <w:p>
-      <w:pPr>
-        <w:pStyle w:val="Heading3"/>
-      </w:pPr>
-      <w:r>
-        <w:rPr>
-          <w:rFonts w:ascii="Times New Roman" w:hAnsi="Times New Roman" w:eastAsia="黑体"/>
-          <w:b w:val="0"/>
-          <w:color w:val="888888"/>
-          <w:sz w:val="24"/>
-        </w:rPr>
-        <w:t>【C级·参考】</w:t>
-      </w:r>
-      <w:r>
-        <w:rPr>
-          <w:rFonts w:ascii="Times New Roman" w:hAnsi="Times New Roman" w:eastAsia="黑体"/>
-          <w:b w:val="0"/>
-          <w:color w:val="888888"/>
-          <w:sz w:val="24"/>
-        </w:rPr>
-        <w:t>微博评最有影响力游戏制作人：冯骥、梁其伟名副其实，金亨泰帕鲁FF7制作人在列</w:t>
-      </w:r>
-    </w:p>
-    <w:p>
-      <w:r>
-        <w:rPr>
-          <w:rFonts w:ascii="Times New Roman" w:hAnsi="Times New Roman" w:eastAsia="宋体"/>
-          <w:color w:val="888888"/>
-          <w:sz w:val="18"/>
-        </w:rPr>
-        <w:t>来源:GameLook | 时间:10-27 09:29</w:t>
-      </w:r>
-    </w:p>
-    <w:p>
-      <w:r>
-        <w:rPr>
-          <w:rFonts w:ascii="Times New Roman" w:hAnsi="Times New Roman" w:eastAsia="宋体"/>
-          <w:sz w:val="18"/>
-        </w:rPr>
-        <w:t>链接:</w:t>
-      </w:r>
-      <w:hyperlink r:id="rId36">
-        <w:r>
-          <w:rPr>
-            <w:color w:val="0563C1"/>
-            <w:u w:val="single"/>
-          </w:rPr>
-          <w:t>微博评最有影响力游戏制作人：冯骥、梁其伟名副其实，金亨泰帕鲁FF7制作人在列</w:t>
         </w:r>
       </w:hyperlink>
     </w:p>
@@ -1584,7 +1538,7 @@
         </w:rPr>
         <w:t>链接:</w:t>
       </w:r>
-      <w:hyperlink r:id="rId37">
+      <w:hyperlink r:id="rId36">
         <w:r>
           <w:rPr>
             <w:color w:val="0563C1"/>
@@ -1635,7 +1589,7 @@
         </w:rPr>
         <w:t>链接:</w:t>
       </w:r>
-      <w:hyperlink r:id="rId38">
+      <w:hyperlink r:id="rId37">
         <w:r>
           <w:rPr>
             <w:color w:val="0563C1"/>
@@ -1671,7 +1625,7 @@
           <w:rFonts w:ascii="Times New Roman" w:hAnsi="Times New Roman" w:eastAsia="宋体"/>
           <w:sz w:val="18"/>
         </w:rPr>
-        <w:t>IT之家(60)、GameLook(14)、HackerNews(4)、Bing新闻(14)</w:t>
+        <w:t>IT之家(60)、HackerNews(6)、Bing新闻(11)</w:t>
       </w:r>
     </w:p>
     <w:p>
@@ -1688,7 +1642,7 @@
           <w:rFonts w:ascii="Times New Roman" w:hAnsi="Times New Roman" w:eastAsia="宋体"/>
           <w:sz w:val="18"/>
         </w:rPr>
-        <w:t>36氪(no entries)</w:t>
+        <w:t>36氪(no entries)、GameLook(HTTP 502)</w:t>
       </w:r>
     </w:p>
     <w:p>
